--- a/2026学会论文成稿/王安娜-学会教育论文.docx
+++ b/2026学会论文成稿/王安娜-学会教育论文.docx
@@ -123,6 +123,7 @@
             <w:tabs>
               <w:tab w:val="right" w:leader="dot" w:pos="8302"/>
             </w:tabs>
+            <w:spacing w:line="240" w:lineRule="auto" w:before="0" w:after="0"/>
           </w:pPr>
           <w:r>
             <w:fldChar w:fldCharType="begin"/>
@@ -143,6 +144,27 @@
             <w:tab/>
           </w:r>
           <w:r>
+            <w:t>2</w:t>
+          </w:r>
+        </w:p>
+        <w:p>
+          <w:pPr>
+            <w:pStyle w:val="TOC2"/>
+            <w:tabs>
+              <w:tab w:val="right" w:leader="dot" w:pos="8302"/>
+            </w:tabs>
+            <w:spacing w:line="240" w:lineRule="auto" w:before="0" w:after="0"/>
+          </w:pPr>
+          <w:r>
+            <w:rPr>
+              <w:rStyle w:val="affa"/>
+            </w:rPr>
+            <w:t xml:space="preserve">1. 形式失衡：程式问答，遮蔽多向互动</w:t>
+          </w:r>
+          <w:r>
+            <w:tab/>
+          </w:r>
+          <w:r>
             <w:t>3</w:t>
           </w:r>
         </w:p>
@@ -152,12 +174,55 @@
             <w:tabs>
               <w:tab w:val="right" w:leader="dot" w:pos="8302"/>
             </w:tabs>
+            <w:spacing w:line="240" w:lineRule="auto" w:before="0" w:after="0"/>
           </w:pPr>
           <w:r>
             <w:rPr>
               <w:rStyle w:val="affa"/>
             </w:rPr>
-            <w:t xml:space="preserve">1. 形式失衡：程式问答，遮蔽多向互动</w:t>
+            <w:t xml:space="preserve">2. 关系失衡：主客固化，消解平等交往</w:t>
+          </w:r>
+          <w:r>
+            <w:tab/>
+          </w:r>
+          <w:r>
+            <w:t>3</w:t>
+          </w:r>
+        </w:p>
+        <w:p>
+          <w:pPr>
+            <w:pStyle w:val="TOC2"/>
+            <w:tabs>
+              <w:tab w:val="right" w:leader="dot" w:pos="8302"/>
+            </w:tabs>
+            <w:spacing w:line="240" w:lineRule="auto" w:before="0" w:after="0"/>
+          </w:pPr>
+          <w:r>
+            <w:rPr>
+              <w:rStyle w:val="affa"/>
+            </w:rPr>
+            <w:t xml:space="preserve">3. 技术失衡：工具越位，遮蔽真实对话</w:t>
+          </w:r>
+          <w:r>
+            <w:tab/>
+          </w:r>
+          <w:r>
+            <w:t>3</w:t>
+          </w:r>
+        </w:p>
+        <w:p>
+          <w:pPr>
+            <w:pStyle w:val="TOC1"/>
+            <w:tabs>
+              <w:tab w:val="right" w:leader="dot" w:pos="8302"/>
+            </w:tabs>
+            <w:spacing w:line="240" w:lineRule="auto" w:before="0" w:after="0"/>
+          </w:pPr>
+          <w:r>
+            <w:rPr>
+              <w:rStyle w:val="affa"/>
+            </w:rPr>
+            <w:t xml:space="preserve">二、探究：三阶校准与课型入常</w:t>
           </w:r>
           <w:r>
             <w:tab/>
@@ -172,18 +237,82 @@
             <w:tabs>
               <w:tab w:val="right" w:leader="dot" w:pos="8302"/>
             </w:tabs>
+            <w:spacing w:line="240" w:lineRule="auto" w:before="0" w:after="0"/>
           </w:pPr>
           <w:r>
             <w:rPr>
               <w:rStyle w:val="affa"/>
             </w:rPr>
-            <w:t xml:space="preserve">2. 关系失衡：主客固化，消解平等交往</w:t>
+            <w:t xml:space="preserve">1. 破程之阶：打开通道，让问答走向多向</w:t>
           </w:r>
           <w:r>
             <w:tab/>
           </w:r>
           <w:r>
-            <w:t>4</w:t>
+            <w:t>6</w:t>
+          </w:r>
+        </w:p>
+        <w:p>
+          <w:pPr>
+            <w:pStyle w:val="TOC3"/>
+            <w:tabs>
+              <w:tab w:val="right" w:leader="dot" w:pos="8302"/>
+            </w:tabs>
+            <w:spacing w:line="240" w:lineRule="auto" w:before="0" w:after="0"/>
+          </w:pPr>
+          <w:r>
+            <w:rPr>
+              <w:rStyle w:val="affa"/>
+            </w:rPr>
+            <w:t xml:space="preserve">（1）梯度设问，横向开道</w:t>
+          </w:r>
+          <w:r>
+            <w:tab/>
+          </w:r>
+          <w:r>
+            <w:t>6</w:t>
+          </w:r>
+        </w:p>
+        <w:p>
+          <w:pPr>
+            <w:pStyle w:val="TOC3"/>
+            <w:tabs>
+              <w:tab w:val="right" w:leader="dot" w:pos="8302"/>
+            </w:tabs>
+            <w:spacing w:line="240" w:lineRule="auto" w:before="0" w:after="0"/>
+          </w:pPr>
+          <w:r>
+            <w:rPr>
+              <w:rStyle w:val="affa"/>
+            </w:rPr>
+            <w:t xml:space="preserve">（2）分层驱动，全员入场</w:t>
+          </w:r>
+          <w:r>
+            <w:tab/>
+          </w:r>
+          <w:r>
+            <w:t>6</w:t>
+          </w:r>
+        </w:p>
+        <w:p>
+          <w:pPr>
+            <w:pStyle w:val="TOC3"/>
+            <w:tabs>
+              <w:tab w:val="right" w:leader="dot" w:pos="8302"/>
+            </w:tabs>
+            <w:spacing w:line="240" w:lineRule="auto" w:before="0" w:after="0"/>
+          </w:pPr>
+          <w:r>
+            <w:rPr>
+              <w:rStyle w:val="affa"/>
+            </w:rPr>
+            <w:t xml:space="preserve">（3）预设留白，生成入课</w:t>
+          </w:r>
+          <w:r>
+            <w:tab/>
+          </w:r>
+          <w:r>
+            <w:t>6</w:t>
           </w:r>
         </w:p>
         <w:p>
@@ -192,52 +321,13 @@
             <w:tabs>
               <w:tab w:val="right" w:leader="dot" w:pos="8302"/>
             </w:tabs>
+            <w:spacing w:line="240" w:lineRule="auto" w:before="0" w:after="0"/>
           </w:pPr>
           <w:r>
             <w:rPr>
               <w:rStyle w:val="affa"/>
             </w:rPr>
-            <w:t xml:space="preserve">3. 技术失衡：工具越位，遮蔽真实对话</w:t>
-          </w:r>
-          <w:r>
-            <w:tab/>
-          </w:r>
-          <w:r>
-            <w:t>4</w:t>
-          </w:r>
-        </w:p>
-        <w:p>
-          <w:pPr>
-            <w:pStyle w:val="TOC1"/>
-            <w:tabs>
-              <w:tab w:val="right" w:leader="dot" w:pos="8302"/>
-            </w:tabs>
-          </w:pPr>
-          <w:r>
-            <w:rPr>
-              <w:rStyle w:val="affa"/>
-            </w:rPr>
-            <w:t xml:space="preserve">二、探究：三阶校准与课型入常</w:t>
-          </w:r>
-          <w:r>
-            <w:tab/>
-          </w:r>
-          <w:r>
-            <w:t>5</w:t>
-          </w:r>
-        </w:p>
-        <w:p>
-          <w:pPr>
-            <w:pStyle w:val="TOC2"/>
-            <w:tabs>
-              <w:tab w:val="right" w:leader="dot" w:pos="8302"/>
-            </w:tabs>
-          </w:pPr>
-          <w:r>
-            <w:rPr>
-              <w:rStyle w:val="affa"/>
-            </w:rPr>
-            <w:t xml:space="preserve">1. 破程之阶：打开通道，让问答走向多向</w:t>
+            <w:t xml:space="preserve">2. 复权之阶：校准主客，让发言走向全员</w:t>
           </w:r>
           <w:r>
             <w:tab/>
@@ -252,12 +342,13 @@
             <w:tabs>
               <w:tab w:val="right" w:leader="dot" w:pos="8302"/>
             </w:tabs>
+            <w:spacing w:line="240" w:lineRule="auto" w:before="0" w:after="0"/>
           </w:pPr>
           <w:r>
             <w:rPr>
               <w:rStyle w:val="affa"/>
             </w:rPr>
-            <w:t xml:space="preserve">（1）梯度设问，横向开道</w:t>
+            <w:t xml:space="preserve">（1）问权下移，学生学会追问</w:t>
           </w:r>
           <w:r>
             <w:tab/>
@@ -272,12 +363,13 @@
             <w:tabs>
               <w:tab w:val="right" w:leader="dot" w:pos="8302"/>
             </w:tabs>
+            <w:spacing w:line="240" w:lineRule="auto" w:before="0" w:after="0"/>
           </w:pPr>
           <w:r>
             <w:rPr>
               <w:rStyle w:val="affa"/>
             </w:rPr>
-            <w:t xml:space="preserve">（2）分层驱动，全员入场</w:t>
+            <w:t xml:space="preserve">（2）边缘可见，观点上屏</w:t>
           </w:r>
           <w:r>
             <w:tab/>
@@ -292,86 +384,7 @@
             <w:tabs>
               <w:tab w:val="right" w:leader="dot" w:pos="8302"/>
             </w:tabs>
-          </w:pPr>
-          <w:r>
-            <w:rPr>
-              <w:rStyle w:val="affa"/>
-            </w:rPr>
-            <w:t xml:space="preserve">（3）预设留白，生成入课</w:t>
-          </w:r>
-          <w:r>
-            <w:tab/>
-          </w:r>
-          <w:r>
-            <w:t>7</w:t>
-          </w:r>
-        </w:p>
-        <w:p>
-          <w:pPr>
-            <w:pStyle w:val="TOC2"/>
-            <w:tabs>
-              <w:tab w:val="right" w:leader="dot" w:pos="8302"/>
-            </w:tabs>
-          </w:pPr>
-          <w:r>
-            <w:rPr>
-              <w:rStyle w:val="affa"/>
-            </w:rPr>
-            <w:t xml:space="preserve">2. 复权之阶：校准主客，让发言走向全员</w:t>
-          </w:r>
-          <w:r>
-            <w:tab/>
-          </w:r>
-          <w:r>
-            <w:t>8</w:t>
-          </w:r>
-        </w:p>
-        <w:p>
-          <w:pPr>
-            <w:pStyle w:val="TOC3"/>
-            <w:tabs>
-              <w:tab w:val="right" w:leader="dot" w:pos="8302"/>
-            </w:tabs>
-          </w:pPr>
-          <w:r>
-            <w:rPr>
-              <w:rStyle w:val="affa"/>
-            </w:rPr>
-            <w:t xml:space="preserve">（1）问权下移，学生学会追问</w:t>
-          </w:r>
-          <w:r>
-            <w:tab/>
-          </w:r>
-          <w:r>
-            <w:t>8</w:t>
-          </w:r>
-        </w:p>
-        <w:p>
-          <w:pPr>
-            <w:pStyle w:val="TOC3"/>
-            <w:tabs>
-              <w:tab w:val="right" w:leader="dot" w:pos="8302"/>
-            </w:tabs>
-          </w:pPr>
-          <w:r>
-            <w:rPr>
-              <w:rStyle w:val="affa"/>
-            </w:rPr>
-            <w:t xml:space="preserve">（2）边缘可见，观点上屏</w:t>
-          </w:r>
-          <w:r>
-            <w:tab/>
-          </w:r>
-          <w:r>
-            <w:t>8</w:t>
-          </w:r>
-        </w:p>
-        <w:p>
-          <w:pPr>
-            <w:pStyle w:val="TOC3"/>
-            <w:tabs>
-              <w:tab w:val="right" w:leader="dot" w:pos="8302"/>
-            </w:tabs>
+            <w:spacing w:line="240" w:lineRule="auto" w:before="0" w:after="0"/>
           </w:pPr>
           <w:r>
             <w:rPr>
@@ -392,6 +405,7 @@
             <w:tabs>
               <w:tab w:val="right" w:leader="dot" w:pos="8302"/>
             </w:tabs>
+            <w:spacing w:line="240" w:lineRule="auto" w:before="0" w:after="0"/>
           </w:pPr>
           <w:r>
             <w:rPr>
@@ -403,7 +417,7 @@
             <w:tab/>
           </w:r>
           <w:r>
-            <w:t>9</w:t>
+            <w:t>8</w:t>
           </w:r>
         </w:p>
         <w:p>
@@ -412,6 +426,7 @@
             <w:tabs>
               <w:tab w:val="right" w:leader="dot" w:pos="8302"/>
             </w:tabs>
+            <w:spacing w:line="240" w:lineRule="auto" w:before="0" w:after="0"/>
           </w:pPr>
           <w:r>
             <w:rPr>
@@ -423,7 +438,7 @@
             <w:tab/>
           </w:r>
           <w:r>
-            <w:t>9</w:t>
+            <w:t>8</w:t>
           </w:r>
         </w:p>
         <w:p>
@@ -432,6 +447,7 @@
             <w:tabs>
               <w:tab w:val="right" w:leader="dot" w:pos="8302"/>
             </w:tabs>
+            <w:spacing w:line="240" w:lineRule="auto" w:before="0" w:after="0"/>
           </w:pPr>
           <w:r>
             <w:rPr>
@@ -452,6 +468,7 @@
             <w:tabs>
               <w:tab w:val="right" w:leader="dot" w:pos="8302"/>
             </w:tabs>
+            <w:spacing w:line="240" w:lineRule="auto" w:before="0" w:after="0"/>
           </w:pPr>
           <w:r>
             <w:rPr>
@@ -463,7 +480,7 @@
             <w:tab/>
           </w:r>
           <w:r>
-            <w:t>10</w:t>
+            <w:t>9</w:t>
           </w:r>
         </w:p>
         <w:p>
@@ -472,6 +489,7 @@
             <w:tabs>
               <w:tab w:val="right" w:leader="dot" w:pos="8302"/>
             </w:tabs>
+            <w:spacing w:line="240" w:lineRule="auto" w:before="0" w:after="0"/>
           </w:pPr>
           <w:r>
             <w:rPr>
@@ -492,6 +510,7 @@
             <w:tabs>
               <w:tab w:val="right" w:leader="dot" w:pos="8302"/>
             </w:tabs>
+            <w:spacing w:line="240" w:lineRule="auto" w:before="0" w:after="0"/>
           </w:pPr>
           <w:r>
             <w:rPr>
@@ -503,7 +522,7 @@
             <w:tab/>
           </w:r>
           <w:r>
-            <w:t>12</w:t>
+            <w:t>11</w:t>
           </w:r>
         </w:p>
         <w:p>
@@ -512,6 +531,7 @@
             <w:tabs>
               <w:tab w:val="right" w:leader="dot" w:pos="8302"/>
             </w:tabs>
+            <w:spacing w:line="240" w:lineRule="auto" w:before="0" w:after="0"/>
           </w:pPr>
           <w:r>
             <w:rPr>
@@ -523,7 +543,7 @@
             <w:tab/>
           </w:r>
           <w:r>
-            <w:t>13</w:t>
+            <w:t>12</w:t>
           </w:r>
         </w:p>
         <w:p>
@@ -900,379 +920,46 @@
         <w:t>表1 三类失衡、识别信号与校准指向</w:t>
       </w:r>
     </w:p>
-    <w:tbl>
-      <w:tblPr>
-        <w:tblW w:w="8312" w:type="dxa"/>
+    <w:p>
+      <w:pPr>
+        <w:spacing w:before="40" w:after="160"/>
         <w:jc w:val="center"/>
-        <w:tblLayout w:type="fixed"/>
-        <w:tblCellMar>
-          <w:top w:w="28" w:type="dxa"/>
-          <w:left w:w="85" w:type="dxa"/>
-          <w:bottom w:w="28" w:type="dxa"/>
-          <w:right w:w="85" w:type="dxa"/>
-        </w:tblCellMar>
-        <w:tblLook w:firstColumn="1" w:firstRow="1" w:lastColumn="0" w:lastRow="0" w:noHBand="0" w:noVBand="1" w:val="04A0"/>
-        <w:tblBorders>
-          <w:top w:val="single" w:sz="6" w:space="0" w:color="595959"/>
-          <w:left w:val="single" w:sz="6" w:space="0" w:color="595959"/>
-          <w:bottom w:val="single" w:sz="6" w:space="0" w:color="595959"/>
-          <w:right w:val="single" w:sz="6" w:space="0" w:color="595959"/>
-          <w:insideH w:val="single" w:sz="6" w:space="0" w:color="595959"/>
-          <w:insideV w:val="single" w:sz="6" w:space="0" w:color="595959"/>
-        </w:tblBorders>
-      </w:tblPr>
-      <w:tblGrid>
-        <w:gridCol w:w="1134"/>
-        <w:gridCol w:w="1435"/>
-        <w:gridCol w:w="3896"/>
-        <w:gridCol w:w="1845"/>
-      </w:tblGrid>
-      <w:tr>
-        <w:trPr>
-          <w:cantSplit/>
-          <w:tblHeader/>
-        </w:trPr>
-        <w:tc>
-          <w:tcPr>
-            <w:tcW w:w="1134" w:type="dxa"/>
-            <w:shd w:val="clear" w:color="auto" w:fill="F2F2F2"/>
-          </w:tcPr>
-          <w:p>
-            <w:pPr>
-              <w:spacing w:line="276" w:lineRule="auto" w:before="10" w:after="10"/>
-              <w:ind w:firstLine="0" w:firstLineChars="0"/>
-            </w:pPr>
-            <w:r/>
-            <w:r>
-              <w:rPr>
-                <w:rFonts w:ascii="Times New Roman" w:hAnsi="Times New Roman" w:eastAsia="宋体"/>
-                <w:b/>
-                <w:sz w:val="21"/>
-              </w:rPr>
-              <w:t>失衡类型</w:t>
-            </w:r>
-          </w:p>
-        </w:tc>
-        <w:tc>
-          <w:tcPr>
-            <w:tcW w:w="1435" w:type="dxa"/>
-            <w:shd w:val="clear" w:color="auto" w:fill="F2F2F2"/>
-          </w:tcPr>
-          <w:p>
-            <w:pPr>
-              <w:spacing w:line="276" w:lineRule="auto" w:before="10" w:after="10"/>
-              <w:ind w:firstLine="0" w:firstLineChars="0"/>
-            </w:pPr>
-            <w:r/>
-            <w:r>
-              <w:rPr>
-                <w:rFonts w:ascii="Times New Roman" w:hAnsi="Times New Roman" w:eastAsia="宋体"/>
-                <w:b/>
-                <w:sz w:val="21"/>
-              </w:rPr>
-              <w:t>核心问题</w:t>
-            </w:r>
-          </w:p>
-        </w:tc>
-        <w:tc>
-          <w:tcPr>
-            <w:tcW w:w="3896" w:type="dxa"/>
-            <w:shd w:val="clear" w:color="auto" w:fill="F2F2F2"/>
-          </w:tcPr>
-          <w:p>
-            <w:pPr>
-              <w:spacing w:line="276" w:lineRule="auto" w:before="10" w:after="10"/>
-              <w:ind w:firstLine="0" w:firstLineChars="0"/>
-            </w:pPr>
-            <w:r/>
-            <w:r>
-              <w:rPr>
-                <w:rFonts w:ascii="Times New Roman" w:hAnsi="Times New Roman" w:eastAsia="宋体"/>
-                <w:b/>
-                <w:sz w:val="21"/>
-              </w:rPr>
-              <w:t>可观察信号</w:t>
-            </w:r>
-          </w:p>
-        </w:tc>
-        <w:tc>
-          <w:tcPr>
-            <w:tcW w:w="1845" w:type="dxa"/>
-            <w:shd w:val="clear" w:color="auto" w:fill="F2F2F2"/>
-          </w:tcPr>
-          <w:p>
-            <w:pPr>
-              <w:spacing w:line="276" w:lineRule="auto" w:before="10" w:after="10"/>
-              <w:ind w:firstLine="0" w:firstLineChars="0"/>
-            </w:pPr>
-            <w:r/>
-            <w:r>
-              <w:rPr>
-                <w:rFonts w:ascii="Times New Roman" w:hAnsi="Times New Roman" w:eastAsia="宋体"/>
-                <w:b/>
-                <w:sz w:val="21"/>
-              </w:rPr>
-              <w:t>校准指向</w:t>
-            </w:r>
-          </w:p>
-        </w:tc>
-      </w:tr>
-      <w:tr>
-        <w:trPr>
-          <w:cantSplit/>
-        </w:trPr>
-        <w:tc>
-          <w:tcPr>
-            <w:tcW w:w="1134" w:type="dxa"/>
-          </w:tcPr>
-          <w:p>
-            <w:pPr>
-              <w:spacing w:line="276" w:lineRule="auto" w:before="10" w:after="10"/>
-              <w:ind w:firstLine="0" w:firstLineChars="0"/>
-            </w:pPr>
-            <w:r/>
-            <w:r>
-              <w:rPr>
-                <w:rFonts w:ascii="Times New Roman" w:hAnsi="Times New Roman" w:eastAsia="宋体"/>
-                <w:b w:val="0"/>
-                <w:sz w:val="21"/>
-              </w:rPr>
-              <w:t>形式失衡</w:t>
-            </w:r>
-          </w:p>
-        </w:tc>
-        <w:tc>
-          <w:tcPr>
-            <w:tcW w:w="1435" w:type="dxa"/>
-          </w:tcPr>
-          <w:p>
-            <w:pPr>
-              <w:spacing w:line="276" w:lineRule="auto" w:before="10" w:after="10"/>
-              <w:ind w:firstLine="0" w:firstLineChars="0"/>
-            </w:pPr>
-            <w:r/>
-            <w:r>
-              <w:rPr>
-                <w:rFonts w:ascii="Times New Roman" w:hAnsi="Times New Roman" w:eastAsia="宋体"/>
-                <w:b w:val="0"/>
-                <w:sz w:val="21"/>
-              </w:rPr>
-              <w:t>怎么互动</w:t>
-            </w:r>
-          </w:p>
-        </w:tc>
-        <w:tc>
-          <w:tcPr>
-            <w:tcW w:w="3896" w:type="dxa"/>
-          </w:tcPr>
-          <w:p>
-            <w:pPr>
-              <w:spacing w:line="276" w:lineRule="auto" w:before="10" w:after="10"/>
-              <w:ind w:firstLine="0" w:firstLineChars="0"/>
-            </w:pPr>
-            <w:r/>
-            <w:r>
-              <w:rPr>
-                <w:rFonts w:ascii="Times New Roman" w:hAnsi="Times New Roman" w:eastAsia="宋体"/>
-                <w:b w:val="0"/>
-                <w:sz w:val="21"/>
-              </w:rPr>
-              <w:t>放射状问答、横向通道不足、教案不容意外</w:t>
-            </w:r>
-          </w:p>
-        </w:tc>
-        <w:tc>
-          <w:tcPr>
-            <w:tcW w:w="1845" w:type="dxa"/>
-          </w:tcPr>
-          <w:p>
-            <w:pPr>
-              <w:spacing w:line="276" w:lineRule="auto" w:before="10" w:after="10"/>
-              <w:ind w:firstLine="0" w:firstLineChars="0"/>
-            </w:pPr>
-            <w:r/>
-            <w:r>
-              <w:rPr>
-                <w:rFonts w:ascii="Times New Roman" w:hAnsi="Times New Roman" w:eastAsia="宋体"/>
-                <w:b w:val="0"/>
-                <w:sz w:val="21"/>
-              </w:rPr>
-              <w:t>破程之阶：打开通道</w:t>
-            </w:r>
-          </w:p>
-        </w:tc>
-      </w:tr>
-      <w:tr>
-        <w:trPr>
-          <w:cantSplit/>
-        </w:trPr>
-        <w:tc>
-          <w:tcPr>
-            <w:tcW w:w="1134" w:type="dxa"/>
-          </w:tcPr>
-          <w:p>
-            <w:pPr>
-              <w:spacing w:line="276" w:lineRule="auto" w:before="10" w:after="10"/>
-              <w:ind w:firstLine="0" w:firstLineChars="0"/>
-            </w:pPr>
-            <w:r/>
-            <w:r>
-              <w:rPr>
-                <w:rFonts w:ascii="Times New Roman" w:hAnsi="Times New Roman" w:eastAsia="宋体"/>
-                <w:b w:val="0"/>
-                <w:sz w:val="21"/>
-              </w:rPr>
-              <w:t>关系失衡</w:t>
-            </w:r>
-          </w:p>
-        </w:tc>
-        <w:tc>
-          <w:tcPr>
-            <w:tcW w:w="1435" w:type="dxa"/>
-          </w:tcPr>
-          <w:p>
-            <w:pPr>
-              <w:spacing w:line="276" w:lineRule="auto" w:before="10" w:after="10"/>
-              <w:ind w:firstLine="0" w:firstLineChars="0"/>
-            </w:pPr>
-            <w:r/>
-            <w:r>
-              <w:rPr>
-                <w:rFonts w:ascii="Times New Roman" w:hAnsi="Times New Roman" w:eastAsia="宋体"/>
-                <w:b w:val="0"/>
-                <w:sz w:val="21"/>
-              </w:rPr>
-              <w:t>谁拥有互动权</w:t>
-            </w:r>
-          </w:p>
-        </w:tc>
-        <w:tc>
-          <w:tcPr>
-            <w:tcW w:w="3896" w:type="dxa"/>
-          </w:tcPr>
-          <w:p>
-            <w:pPr>
-              <w:spacing w:line="276" w:lineRule="auto" w:before="10" w:after="10"/>
-              <w:ind w:firstLine="0" w:firstLineChars="0"/>
-            </w:pPr>
-            <w:r/>
-            <w:r>
-              <w:rPr>
-                <w:rFonts w:ascii="Times New Roman" w:hAnsi="Times New Roman" w:eastAsia="宋体"/>
-                <w:b w:val="0"/>
-                <w:sz w:val="21"/>
-              </w:rPr>
-              <w:t>教师独问、少数独言、边缘学生旁观</w:t>
-            </w:r>
-          </w:p>
-        </w:tc>
-        <w:tc>
-          <w:tcPr>
-            <w:tcW w:w="1845" w:type="dxa"/>
-          </w:tcPr>
-          <w:p>
-            <w:pPr>
-              <w:spacing w:line="276" w:lineRule="auto" w:before="10" w:after="10"/>
-              <w:ind w:firstLine="0" w:firstLineChars="0"/>
-            </w:pPr>
-            <w:r/>
-            <w:r>
-              <w:rPr>
-                <w:rFonts w:ascii="Times New Roman" w:hAnsi="Times New Roman" w:eastAsia="宋体"/>
-                <w:b w:val="0"/>
-                <w:sz w:val="21"/>
-              </w:rPr>
-              <w:t>复权之阶：归还权责</w:t>
-            </w:r>
-          </w:p>
-        </w:tc>
-      </w:tr>
-      <w:tr>
-        <w:trPr>
-          <w:cantSplit/>
-        </w:trPr>
-        <w:tc>
-          <w:tcPr>
-            <w:tcW w:w="1134" w:type="dxa"/>
-          </w:tcPr>
-          <w:p>
-            <w:pPr>
-              <w:spacing w:line="276" w:lineRule="auto" w:before="10" w:after="10"/>
-              <w:ind w:firstLine="0" w:firstLineChars="0"/>
-            </w:pPr>
-            <w:r/>
-            <w:r>
-              <w:rPr>
-                <w:rFonts w:ascii="Times New Roman" w:hAnsi="Times New Roman" w:eastAsia="宋体"/>
-                <w:b w:val="0"/>
-                <w:sz w:val="21"/>
-              </w:rPr>
-              <w:t>技术失衡</w:t>
-            </w:r>
-          </w:p>
-        </w:tc>
-        <w:tc>
-          <w:tcPr>
-            <w:tcW w:w="1435" w:type="dxa"/>
-          </w:tcPr>
-          <w:p>
-            <w:pPr>
-              <w:spacing w:line="276" w:lineRule="auto" w:before="10" w:after="10"/>
-              <w:ind w:firstLine="0" w:firstLineChars="0"/>
-            </w:pPr>
-            <w:r/>
-            <w:r>
-              <w:rPr>
-                <w:rFonts w:ascii="Times New Roman" w:hAnsi="Times New Roman" w:eastAsia="宋体"/>
-                <w:b w:val="0"/>
-                <w:sz w:val="21"/>
-              </w:rPr>
-              <w:t>什么可以交给AI</w:t>
-            </w:r>
-          </w:p>
-        </w:tc>
-        <w:tc>
-          <w:tcPr>
-            <w:tcW w:w="3896" w:type="dxa"/>
-          </w:tcPr>
-          <w:p>
-            <w:pPr>
-              <w:spacing w:line="276" w:lineRule="auto" w:before="10" w:after="10"/>
-              <w:ind w:firstLine="0" w:firstLineChars="0"/>
-            </w:pPr>
-            <w:r/>
-            <w:r>
-              <w:rPr>
-                <w:rFonts w:ascii="Times New Roman" w:hAnsi="Times New Roman" w:eastAsia="宋体"/>
-                <w:b w:val="0"/>
-                <w:sz w:val="21"/>
-              </w:rPr>
-              <w:t>替答、替评、替演、替证</w:t>
-            </w:r>
-          </w:p>
-        </w:tc>
-        <w:tc>
-          <w:tcPr>
-            <w:tcW w:w="1845" w:type="dxa"/>
-          </w:tcPr>
-          <w:p>
-            <w:pPr>
-              <w:spacing w:line="276" w:lineRule="auto" w:before="10" w:after="10"/>
-              <w:ind w:firstLine="0" w:firstLineChars="0"/>
-            </w:pPr>
-            <w:r/>
-            <w:r>
-              <w:rPr>
-                <w:rFonts w:ascii="Times New Roman" w:hAnsi="Times New Roman" w:eastAsia="宋体"/>
-                <w:b w:val="0"/>
-                <w:sz w:val="21"/>
-              </w:rPr>
-              <w:t>守界之阶：限制越位</w:t>
-            </w:r>
-          </w:p>
-        </w:tc>
-      </w:tr>
-    </w:tbl>
+      </w:pPr>
+      <w:r>
+        <w:drawing>
+          <wp:inline xmlns:a="http://schemas.openxmlformats.org/drawingml/2006/main" xmlns:pic="http://schemas.openxmlformats.org/drawingml/2006/picture">
+            <wp:extent cx="5277600" cy="1721813"/>
+            <wp:docPr id="8" name="Picture 8"/>
+            <wp:cNvGraphicFramePr>
+              <a:graphicFrameLocks noChangeAspect="1"/>
+            </wp:cNvGraphicFramePr>
+            <a:graphic>
+              <a:graphicData uri="http://schemas.openxmlformats.org/drawingml/2006/picture">
+                <pic:pic>
+                  <pic:nvPicPr>
+                    <pic:cNvPr id="0" name="table1.png"/>
+                    <pic:cNvPicPr/>
+                  </pic:nvPicPr>
+                  <pic:blipFill>
+                    <a:blip r:embed="rId11"/>
+                    <a:stretch>
+                      <a:fillRect/>
+                    </a:stretch>
+                  </pic:blipFill>
+                  <pic:spPr>
+                    <a:xfrm>
+                      <a:off x="0" y="0"/>
+                      <a:ext cx="5277600" cy="1721813"/>
+                    </a:xfrm>
+                    <a:prstGeom prst="rect"/>
+                  </pic:spPr>
+                </pic:pic>
+              </a:graphicData>
+            </a:graphic>
+          </wp:inline>
+        </w:drawing>
+      </w:r>
+    </w:p>
     <w:p>
       <w:pPr>
         <w:pStyle w:val="1"/>
@@ -1428,297 +1115,46 @@
         <w:t>表2 三元主体的权责与不可越权之处</w:t>
       </w:r>
     </w:p>
-    <w:tbl>
-      <w:tblPr>
-        <w:tblW w:w="8312" w:type="dxa"/>
+    <w:p>
+      <w:pPr>
+        <w:spacing w:before="40" w:after="160"/>
         <w:jc w:val="center"/>
-        <w:tblLayout w:type="fixed"/>
-        <w:tblCellMar>
-          <w:top w:w="28" w:type="dxa"/>
-          <w:left w:w="85" w:type="dxa"/>
-          <w:bottom w:w="28" w:type="dxa"/>
-          <w:right w:w="85" w:type="dxa"/>
-        </w:tblCellMar>
-        <w:tblLook w:firstColumn="1" w:firstRow="1" w:lastColumn="0" w:lastRow="0" w:noHBand="0" w:noVBand="1" w:val="04A0"/>
-        <w:tblBorders>
-          <w:top w:val="single" w:sz="6" w:space="0" w:color="595959"/>
-          <w:left w:val="single" w:sz="6" w:space="0" w:color="595959"/>
-          <w:bottom w:val="single" w:sz="6" w:space="0" w:color="595959"/>
-          <w:right w:val="single" w:sz="6" w:space="0" w:color="595959"/>
-          <w:insideH w:val="single" w:sz="6" w:space="0" w:color="595959"/>
-          <w:insideV w:val="single" w:sz="6" w:space="0" w:color="595959"/>
-        </w:tblBorders>
-      </w:tblPr>
-      <w:tblGrid>
-        <w:gridCol w:w="1134"/>
-        <w:gridCol w:w="4785"/>
-        <w:gridCol w:w="2392"/>
-      </w:tblGrid>
-      <w:tr>
-        <w:trPr>
-          <w:cantSplit/>
-          <w:tblHeader/>
-        </w:trPr>
-        <w:tc>
-          <w:tcPr>
-            <w:tcW w:w="1134" w:type="dxa"/>
-            <w:shd w:val="clear" w:color="auto" w:fill="F2F2F2"/>
-          </w:tcPr>
-          <w:p>
-            <w:pPr>
-              <w:spacing w:line="276" w:lineRule="auto" w:before="10" w:after="10"/>
-              <w:ind w:firstLine="0" w:firstLineChars="0"/>
-            </w:pPr>
-            <w:r/>
-            <w:r>
-              <w:rPr>
-                <w:rFonts w:ascii="Times New Roman" w:hAnsi="Times New Roman" w:eastAsia="宋体"/>
-                <w:b/>
-                <w:sz w:val="21"/>
-              </w:rPr>
-              <w:t>主体</w:t>
-            </w:r>
-          </w:p>
-        </w:tc>
-        <w:tc>
-          <w:tcPr>
-            <w:tcW w:w="4785" w:type="dxa"/>
-            <w:shd w:val="clear" w:color="auto" w:fill="F2F2F2"/>
-          </w:tcPr>
-          <w:p>
-            <w:pPr>
-              <w:spacing w:line="276" w:lineRule="auto" w:before="10" w:after="10"/>
-              <w:ind w:firstLine="0" w:firstLineChars="0"/>
-            </w:pPr>
-            <w:r/>
-            <w:r>
-              <w:rPr>
-                <w:rFonts w:ascii="Times New Roman" w:hAnsi="Times New Roman" w:eastAsia="宋体"/>
-                <w:b/>
-                <w:sz w:val="21"/>
-              </w:rPr>
-              <w:t>主要权责</w:t>
-            </w:r>
-          </w:p>
-        </w:tc>
-        <w:tc>
-          <w:tcPr>
-            <w:tcW w:w="2392" w:type="dxa"/>
-            <w:shd w:val="clear" w:color="auto" w:fill="F2F2F2"/>
-          </w:tcPr>
-          <w:p>
-            <w:pPr>
-              <w:spacing w:line="276" w:lineRule="auto" w:before="10" w:after="10"/>
-              <w:ind w:firstLine="0" w:firstLineChars="0"/>
-            </w:pPr>
-            <w:r/>
-            <w:r>
-              <w:rPr>
-                <w:rFonts w:ascii="Times New Roman" w:hAnsi="Times New Roman" w:eastAsia="宋体"/>
-                <w:b/>
-                <w:sz w:val="21"/>
-              </w:rPr>
-              <w:t>不可越位之处</w:t>
-            </w:r>
-          </w:p>
-        </w:tc>
-      </w:tr>
-      <w:tr>
-        <w:trPr>
-          <w:cantSplit/>
-        </w:trPr>
-        <w:tc>
-          <w:tcPr>
-            <w:tcW w:w="1134" w:type="dxa"/>
-          </w:tcPr>
-          <w:p>
-            <w:pPr>
-              <w:spacing w:line="276" w:lineRule="auto" w:before="10" w:after="10"/>
-              <w:ind w:firstLine="0" w:firstLineChars="0"/>
-            </w:pPr>
-            <w:r/>
-            <w:r>
-              <w:rPr>
-                <w:rFonts w:ascii="Times New Roman" w:hAnsi="Times New Roman" w:eastAsia="宋体"/>
-                <w:b w:val="0"/>
-                <w:sz w:val="21"/>
-              </w:rPr>
-              <w:t>教师</w:t>
-            </w:r>
-          </w:p>
-        </w:tc>
-        <w:tc>
-          <w:tcPr>
-            <w:tcW w:w="4785" w:type="dxa"/>
-          </w:tcPr>
-          <w:p>
-            <w:pPr>
-              <w:spacing w:line="276" w:lineRule="auto" w:before="10" w:after="10"/>
-              <w:ind w:firstLine="0" w:firstLineChars="0"/>
-            </w:pPr>
-            <w:r/>
-            <w:r>
-              <w:rPr>
-                <w:rFonts w:ascii="Times New Roman" w:hAnsi="Times New Roman" w:eastAsia="宋体"/>
-                <w:b w:val="0"/>
-                <w:sz w:val="21"/>
-              </w:rPr>
-              <w:t>目标设计、价值引领、情感沟通、即时调控、甄别生成</w:t>
-            </w:r>
-          </w:p>
-        </w:tc>
-        <w:tc>
-          <w:tcPr>
-            <w:tcW w:w="2392" w:type="dxa"/>
-          </w:tcPr>
-          <w:p>
-            <w:pPr>
-              <w:spacing w:line="276" w:lineRule="auto" w:before="10" w:after="10"/>
-              <w:ind w:firstLine="0" w:firstLineChars="0"/>
-            </w:pPr>
-            <w:r/>
-            <w:r>
-              <w:rPr>
-                <w:rFonts w:ascii="Times New Roman" w:hAnsi="Times New Roman" w:eastAsia="宋体"/>
-                <w:b w:val="0"/>
-                <w:sz w:val="21"/>
-              </w:rPr>
-              <w:t>不把育人判断交给算法</w:t>
-            </w:r>
-          </w:p>
-        </w:tc>
-      </w:tr>
-      <w:tr>
-        <w:trPr>
-          <w:cantSplit/>
-        </w:trPr>
-        <w:tc>
-          <w:tcPr>
-            <w:tcW w:w="1134" w:type="dxa"/>
-          </w:tcPr>
-          <w:p>
-            <w:pPr>
-              <w:spacing w:line="276" w:lineRule="auto" w:before="10" w:after="10"/>
-              <w:ind w:firstLine="0" w:firstLineChars="0"/>
-            </w:pPr>
-            <w:r/>
-            <w:r>
-              <w:rPr>
-                <w:rFonts w:ascii="Times New Roman" w:hAnsi="Times New Roman" w:eastAsia="宋体"/>
-                <w:b w:val="0"/>
-                <w:sz w:val="21"/>
-              </w:rPr>
-              <w:t>AI</w:t>
-            </w:r>
-          </w:p>
-        </w:tc>
-        <w:tc>
-          <w:tcPr>
-            <w:tcW w:w="4785" w:type="dxa"/>
-          </w:tcPr>
-          <w:p>
-            <w:pPr>
-              <w:spacing w:line="276" w:lineRule="auto" w:before="10" w:after="10"/>
-              <w:ind w:firstLine="0" w:firstLineChars="0"/>
-            </w:pPr>
-            <w:r/>
-            <w:r>
-              <w:rPr>
-                <w:rFonts w:ascii="Times New Roman" w:hAnsi="Times New Roman" w:eastAsia="宋体"/>
-                <w:b w:val="0"/>
-                <w:sz w:val="21"/>
-              </w:rPr>
-              <w:t>内容素材与情境生成、学情归集、观点汇总、分层提示、可重复反馈</w:t>
-            </w:r>
-          </w:p>
-        </w:tc>
-        <w:tc>
-          <w:tcPr>
-            <w:tcW w:w="2392" w:type="dxa"/>
-          </w:tcPr>
-          <w:p>
-            <w:pPr>
-              <w:spacing w:line="276" w:lineRule="auto" w:before="10" w:after="10"/>
-              <w:ind w:firstLine="0" w:firstLineChars="0"/>
-            </w:pPr>
-            <w:r/>
-            <w:r>
-              <w:rPr>
-                <w:rFonts w:ascii="Times New Roman" w:hAnsi="Times New Roman" w:eastAsia="宋体"/>
-                <w:b w:val="0"/>
-                <w:sz w:val="21"/>
-              </w:rPr>
-              <w:t>不直接给出本应由学生完成的终答</w:t>
-            </w:r>
-          </w:p>
-        </w:tc>
-      </w:tr>
-      <w:tr>
-        <w:trPr>
-          <w:cantSplit/>
-        </w:trPr>
-        <w:tc>
-          <w:tcPr>
-            <w:tcW w:w="1134" w:type="dxa"/>
-          </w:tcPr>
-          <w:p>
-            <w:pPr>
-              <w:spacing w:line="276" w:lineRule="auto" w:before="10" w:after="10"/>
-              <w:ind w:firstLine="0" w:firstLineChars="0"/>
-            </w:pPr>
-            <w:r/>
-            <w:r>
-              <w:rPr>
-                <w:rFonts w:ascii="Times New Roman" w:hAnsi="Times New Roman" w:eastAsia="宋体"/>
-                <w:b w:val="0"/>
-                <w:sz w:val="21"/>
-              </w:rPr>
-              <w:t>学生</w:t>
-            </w:r>
-          </w:p>
-        </w:tc>
-        <w:tc>
-          <w:tcPr>
-            <w:tcW w:w="4785" w:type="dxa"/>
-          </w:tcPr>
-          <w:p>
-            <w:pPr>
-              <w:spacing w:line="276" w:lineRule="auto" w:before="10" w:after="10"/>
-              <w:ind w:firstLine="0" w:firstLineChars="0"/>
-            </w:pPr>
-            <w:r/>
-            <w:r>
-              <w:rPr>
-                <w:rFonts w:ascii="Times New Roman" w:hAnsi="Times New Roman" w:eastAsia="宋体"/>
-                <w:b w:val="0"/>
-                <w:sz w:val="21"/>
-              </w:rPr>
-              <w:t>自主探究、同伴协作、有效提问、校验信息、真实表达</w:t>
-            </w:r>
-          </w:p>
-        </w:tc>
-        <w:tc>
-          <w:tcPr>
-            <w:tcW w:w="2392" w:type="dxa"/>
-          </w:tcPr>
-          <w:p>
-            <w:pPr>
-              <w:spacing w:line="276" w:lineRule="auto" w:before="10" w:after="10"/>
-              <w:ind w:firstLine="0" w:firstLineChars="0"/>
-            </w:pPr>
-            <w:r/>
-            <w:r>
-              <w:rPr>
-                <w:rFonts w:ascii="Times New Roman" w:hAnsi="Times New Roman" w:eastAsia="宋体"/>
-                <w:b w:val="0"/>
-                <w:sz w:val="21"/>
-              </w:rPr>
-              <w:t>不照搬生成语句代替自己的思考</w:t>
-            </w:r>
-          </w:p>
-        </w:tc>
-      </w:tr>
-    </w:tbl>
+      </w:pPr>
+      <w:r>
+        <w:drawing>
+          <wp:inline xmlns:a="http://schemas.openxmlformats.org/drawingml/2006/main" xmlns:pic="http://schemas.openxmlformats.org/drawingml/2006/picture">
+            <wp:extent cx="5277600" cy="1721813"/>
+            <wp:docPr id="9" name="Picture 9"/>
+            <wp:cNvGraphicFramePr>
+              <a:graphicFrameLocks noChangeAspect="1"/>
+            </wp:cNvGraphicFramePr>
+            <a:graphic>
+              <a:graphicData uri="http://schemas.openxmlformats.org/drawingml/2006/picture">
+                <pic:pic>
+                  <pic:nvPicPr>
+                    <pic:cNvPr id="0" name="table2.png"/>
+                    <pic:cNvPicPr/>
+                  </pic:nvPicPr>
+                  <pic:blipFill>
+                    <a:blip r:embed="rId13"/>
+                    <a:stretch>
+                      <a:fillRect/>
+                    </a:stretch>
+                  </pic:blipFill>
+                  <pic:spPr>
+                    <a:xfrm>
+                      <a:off x="0" y="0"/>
+                      <a:ext cx="5277600" cy="1721813"/>
+                    </a:xfrm>
+                    <a:prstGeom prst="rect"/>
+                  </pic:spPr>
+                </pic:pic>
+              </a:graphicData>
+            </a:graphic>
+          </wp:inline>
+        </w:drawing>
+      </w:r>
+    </w:p>
     <w:p>
       <w:pPr>
         <w:pStyle w:val="21"/>
@@ -1914,362 +1350,46 @@
         <w:t>表3 学生向AI提问的支架句式</w:t>
       </w:r>
     </w:p>
-    <w:tbl>
-      <w:tblPr>
-        <w:tblW w:w="8312" w:type="dxa"/>
+    <w:p>
+      <w:pPr>
+        <w:spacing w:before="40" w:after="160"/>
         <w:jc w:val="center"/>
-        <w:tblLayout w:type="fixed"/>
-        <w:tblCellMar>
-          <w:top w:w="28" w:type="dxa"/>
-          <w:left w:w="85" w:type="dxa"/>
-          <w:bottom w:w="28" w:type="dxa"/>
-          <w:right w:w="85" w:type="dxa"/>
-        </w:tblCellMar>
-        <w:tblLook w:firstColumn="1" w:firstRow="1" w:lastColumn="0" w:lastRow="0" w:noHBand="0" w:noVBand="1" w:val="04A0"/>
-        <w:tblBorders>
-          <w:top w:val="single" w:sz="6" w:space="0" w:color="595959"/>
-          <w:left w:val="single" w:sz="6" w:space="0" w:color="595959"/>
-          <w:bottom w:val="single" w:sz="6" w:space="0" w:color="595959"/>
-          <w:right w:val="single" w:sz="6" w:space="0" w:color="595959"/>
-          <w:insideH w:val="single" w:sz="6" w:space="0" w:color="595959"/>
-          <w:insideV w:val="single" w:sz="6" w:space="0" w:color="595959"/>
-        </w:tblBorders>
-      </w:tblPr>
-      <w:tblGrid>
-        <w:gridCol w:w="1134"/>
-        <w:gridCol w:w="2610"/>
-        <w:gridCol w:w="4567"/>
-      </w:tblGrid>
-      <w:tr>
-        <w:trPr>
-          <w:cantSplit/>
-          <w:tblHeader/>
-        </w:trPr>
-        <w:tc>
-          <w:tcPr>
-            <w:tcW w:w="1134" w:type="dxa"/>
-            <w:shd w:val="clear" w:color="auto" w:fill="F2F2F2"/>
-          </w:tcPr>
-          <w:p>
-            <w:pPr>
-              <w:spacing w:line="276" w:lineRule="auto" w:before="10" w:after="10"/>
-              <w:ind w:firstLine="0" w:firstLineChars="0"/>
-            </w:pPr>
-            <w:r/>
-            <w:r>
-              <w:rPr>
-                <w:rFonts w:ascii="Times New Roman" w:hAnsi="Times New Roman" w:eastAsia="宋体"/>
-                <w:b/>
-                <w:sz w:val="21"/>
-              </w:rPr>
-              <w:t>使用场合</w:t>
-            </w:r>
-          </w:p>
-        </w:tc>
-        <w:tc>
-          <w:tcPr>
-            <w:tcW w:w="2610" w:type="dxa"/>
-            <w:shd w:val="clear" w:color="auto" w:fill="F2F2F2"/>
-          </w:tcPr>
-          <w:p>
-            <w:pPr>
-              <w:spacing w:line="276" w:lineRule="auto" w:before="10" w:after="10"/>
-              <w:ind w:firstLine="0" w:firstLineChars="0"/>
-            </w:pPr>
-            <w:r/>
-            <w:r>
-              <w:rPr>
-                <w:rFonts w:ascii="Times New Roman" w:hAnsi="Times New Roman" w:eastAsia="宋体"/>
-                <w:b/>
-                <w:sz w:val="21"/>
-              </w:rPr>
-              <w:t>不建议这样问</w:t>
-            </w:r>
-          </w:p>
-        </w:tc>
-        <w:tc>
-          <w:tcPr>
-            <w:tcW w:w="4567" w:type="dxa"/>
-            <w:shd w:val="clear" w:color="auto" w:fill="F2F2F2"/>
-          </w:tcPr>
-          <w:p>
-            <w:pPr>
-              <w:spacing w:line="276" w:lineRule="auto" w:before="10" w:after="10"/>
-              <w:ind w:firstLine="0" w:firstLineChars="0"/>
-            </w:pPr>
-            <w:r/>
-            <w:r>
-              <w:rPr>
-                <w:rFonts w:ascii="Times New Roman" w:hAnsi="Times New Roman" w:eastAsia="宋体"/>
-                <w:b/>
-                <w:sz w:val="21"/>
-              </w:rPr>
-              <w:t>建议这样问</w:t>
-            </w:r>
-          </w:p>
-        </w:tc>
-      </w:tr>
-      <w:tr>
-        <w:trPr>
-          <w:cantSplit/>
-        </w:trPr>
-        <w:tc>
-          <w:tcPr>
-            <w:tcW w:w="1134" w:type="dxa"/>
-          </w:tcPr>
-          <w:p>
-            <w:pPr>
-              <w:spacing w:line="276" w:lineRule="auto" w:before="10" w:after="10"/>
-              <w:ind w:firstLine="0" w:firstLineChars="0"/>
-            </w:pPr>
-            <w:r/>
-            <w:r>
-              <w:rPr>
-                <w:rFonts w:ascii="Times New Roman" w:hAnsi="Times New Roman" w:eastAsia="宋体"/>
-                <w:b w:val="0"/>
-                <w:sz w:val="21"/>
-              </w:rPr>
-              <w:t>预习阶段</w:t>
-            </w:r>
-          </w:p>
-        </w:tc>
-        <w:tc>
-          <w:tcPr>
-            <w:tcW w:w="2610" w:type="dxa"/>
-          </w:tcPr>
-          <w:p>
-            <w:pPr>
-              <w:spacing w:line="276" w:lineRule="auto" w:before="10" w:after="10"/>
-              <w:ind w:firstLine="0" w:firstLineChars="0"/>
-            </w:pPr>
-            <w:r/>
-            <w:r>
-              <w:rPr>
-                <w:rFonts w:ascii="Times New Roman" w:hAnsi="Times New Roman" w:eastAsia="宋体"/>
-                <w:b w:val="0"/>
-                <w:sz w:val="21"/>
-              </w:rPr>
-              <w:t>“这篇课文讲了什么？”</w:t>
-            </w:r>
-          </w:p>
-        </w:tc>
-        <w:tc>
-          <w:tcPr>
-            <w:tcW w:w="4567" w:type="dxa"/>
-          </w:tcPr>
-          <w:p>
-            <w:pPr>
-              <w:spacing w:line="276" w:lineRule="auto" w:before="10" w:after="10"/>
-              <w:ind w:firstLine="0" w:firstLineChars="0"/>
-            </w:pPr>
-            <w:r/>
-            <w:r>
-              <w:rPr>
-                <w:rFonts w:ascii="Times New Roman" w:hAnsi="Times New Roman" w:eastAsia="宋体"/>
-                <w:b w:val="0"/>
-                <w:sz w:val="21"/>
-              </w:rPr>
-              <w:t>“课文中哪几处写到了××？分别在第几段？”</w:t>
-            </w:r>
-          </w:p>
-        </w:tc>
-      </w:tr>
-      <w:tr>
-        <w:trPr>
-          <w:cantSplit/>
-        </w:trPr>
-        <w:tc>
-          <w:tcPr>
-            <w:tcW w:w="1134" w:type="dxa"/>
-          </w:tcPr>
-          <w:p>
-            <w:pPr>
-              <w:spacing w:line="276" w:lineRule="auto" w:before="10" w:after="10"/>
-              <w:ind w:firstLine="0" w:firstLineChars="0"/>
-            </w:pPr>
-            <w:r/>
-            <w:r>
-              <w:rPr>
-                <w:rFonts w:ascii="Times New Roman" w:hAnsi="Times New Roman" w:eastAsia="宋体"/>
-                <w:b w:val="0"/>
-                <w:sz w:val="21"/>
-              </w:rPr>
-              <w:t>阅读探究</w:t>
-            </w:r>
-          </w:p>
-        </w:tc>
-        <w:tc>
-          <w:tcPr>
-            <w:tcW w:w="2610" w:type="dxa"/>
-          </w:tcPr>
-          <w:p>
-            <w:pPr>
-              <w:spacing w:line="276" w:lineRule="auto" w:before="10" w:after="10"/>
-              <w:ind w:firstLine="0" w:firstLineChars="0"/>
-            </w:pPr>
-            <w:r/>
-            <w:r>
-              <w:rPr>
-                <w:rFonts w:ascii="Times New Roman" w:hAnsi="Times New Roman" w:eastAsia="宋体"/>
-                <w:b w:val="0"/>
-                <w:sz w:val="21"/>
-              </w:rPr>
-              <w:t>“帮我分析这句话的作用。”</w:t>
-            </w:r>
-          </w:p>
-        </w:tc>
-        <w:tc>
-          <w:tcPr>
-            <w:tcW w:w="4567" w:type="dxa"/>
-          </w:tcPr>
-          <w:p>
-            <w:pPr>
-              <w:spacing w:line="276" w:lineRule="auto" w:before="10" w:after="10"/>
-              <w:ind w:firstLine="0" w:firstLineChars="0"/>
-            </w:pPr>
-            <w:r/>
-            <w:r>
-              <w:rPr>
-                <w:rFonts w:ascii="Times New Roman" w:hAnsi="Times New Roman" w:eastAsia="宋体"/>
-                <w:b w:val="0"/>
-                <w:sz w:val="21"/>
-              </w:rPr>
-              <w:t>“这句话如果删掉，意思会有什么不同？”</w:t>
-            </w:r>
-          </w:p>
-        </w:tc>
-      </w:tr>
-      <w:tr>
-        <w:trPr>
-          <w:cantSplit/>
-        </w:trPr>
-        <w:tc>
-          <w:tcPr>
-            <w:tcW w:w="1134" w:type="dxa"/>
-          </w:tcPr>
-          <w:p>
-            <w:pPr>
-              <w:spacing w:line="276" w:lineRule="auto" w:before="10" w:after="10"/>
-              <w:ind w:firstLine="0" w:firstLineChars="0"/>
-            </w:pPr>
-            <w:r/>
-            <w:r>
-              <w:rPr>
-                <w:rFonts w:ascii="Times New Roman" w:hAnsi="Times New Roman" w:eastAsia="宋体"/>
-                <w:b w:val="0"/>
-                <w:sz w:val="21"/>
-              </w:rPr>
-              <w:t>表达交流</w:t>
-            </w:r>
-          </w:p>
-        </w:tc>
-        <w:tc>
-          <w:tcPr>
-            <w:tcW w:w="2610" w:type="dxa"/>
-          </w:tcPr>
-          <w:p>
-            <w:pPr>
-              <w:spacing w:line="276" w:lineRule="auto" w:before="10" w:after="10"/>
-              <w:ind w:firstLine="0" w:firstLineChars="0"/>
-            </w:pPr>
-            <w:r/>
-            <w:r>
-              <w:rPr>
-                <w:rFonts w:ascii="Times New Roman" w:hAnsi="Times New Roman" w:eastAsia="宋体"/>
-                <w:b w:val="0"/>
-                <w:sz w:val="21"/>
-              </w:rPr>
-              <w:t>“帮我写一段关于××的话。”</w:t>
-            </w:r>
-          </w:p>
-        </w:tc>
-        <w:tc>
-          <w:tcPr>
-            <w:tcW w:w="4567" w:type="dxa"/>
-          </w:tcPr>
-          <w:p>
-            <w:pPr>
-              <w:spacing w:line="276" w:lineRule="auto" w:before="10" w:after="10"/>
-              <w:ind w:firstLine="0" w:firstLineChars="0"/>
-            </w:pPr>
-            <w:r/>
-            <w:r>
-              <w:rPr>
-                <w:rFonts w:ascii="Times New Roman" w:hAnsi="Times New Roman" w:eastAsia="宋体"/>
-                <w:b w:val="0"/>
-                <w:sz w:val="21"/>
-              </w:rPr>
-              <w:t>“我的这段文字，哪里写得还不够清楚？”</w:t>
-            </w:r>
-          </w:p>
-        </w:tc>
-      </w:tr>
-      <w:tr>
-        <w:trPr>
-          <w:cantSplit/>
-        </w:trPr>
-        <w:tc>
-          <w:tcPr>
-            <w:tcW w:w="1134" w:type="dxa"/>
-          </w:tcPr>
-          <w:p>
-            <w:pPr>
-              <w:spacing w:line="276" w:lineRule="auto" w:before="10" w:after="10"/>
-              <w:ind w:firstLine="0" w:firstLineChars="0"/>
-            </w:pPr>
-            <w:r/>
-            <w:r>
-              <w:rPr>
-                <w:rFonts w:ascii="Times New Roman" w:hAnsi="Times New Roman" w:eastAsia="宋体"/>
-                <w:b w:val="0"/>
-                <w:sz w:val="21"/>
-              </w:rPr>
-              <w:t>校验信息</w:t>
-            </w:r>
-          </w:p>
-        </w:tc>
-        <w:tc>
-          <w:tcPr>
-            <w:tcW w:w="2610" w:type="dxa"/>
-          </w:tcPr>
-          <w:p>
-            <w:pPr>
-              <w:spacing w:line="276" w:lineRule="auto" w:before="10" w:after="10"/>
-              <w:ind w:firstLine="0" w:firstLineChars="0"/>
-            </w:pPr>
-            <w:r/>
-            <w:r>
-              <w:rPr>
-                <w:rFonts w:ascii="Times New Roman" w:hAnsi="Times New Roman" w:eastAsia="宋体"/>
-                <w:b w:val="0"/>
-                <w:sz w:val="21"/>
-              </w:rPr>
-              <w:t>“你说得对吗？”</w:t>
-            </w:r>
-          </w:p>
-        </w:tc>
-        <w:tc>
-          <w:tcPr>
-            <w:tcW w:w="4567" w:type="dxa"/>
-          </w:tcPr>
-          <w:p>
-            <w:pPr>
-              <w:spacing w:line="276" w:lineRule="auto" w:before="10" w:after="10"/>
-              <w:ind w:firstLine="0" w:firstLineChars="0"/>
-            </w:pPr>
-            <w:r/>
-            <w:r>
-              <w:rPr>
-                <w:rFonts w:ascii="Times New Roman" w:hAnsi="Times New Roman" w:eastAsia="宋体"/>
-                <w:b w:val="0"/>
-                <w:sz w:val="21"/>
-              </w:rPr>
-              <w:t>“你的依据在课文哪一句？我能不能找到反例？”</w:t>
-            </w:r>
-          </w:p>
-        </w:tc>
-      </w:tr>
-    </w:tbl>
+      </w:pPr>
+      <w:r>
+        <w:drawing>
+          <wp:inline xmlns:a="http://schemas.openxmlformats.org/drawingml/2006/main" xmlns:pic="http://schemas.openxmlformats.org/drawingml/2006/picture">
+            <wp:extent cx="5277600" cy="1994636"/>
+            <wp:docPr id="10" name="Picture 10"/>
+            <wp:cNvGraphicFramePr>
+              <a:graphicFrameLocks noChangeAspect="1"/>
+            </wp:cNvGraphicFramePr>
+            <a:graphic>
+              <a:graphicData uri="http://schemas.openxmlformats.org/drawingml/2006/picture">
+                <pic:pic>
+                  <pic:nvPicPr>
+                    <pic:cNvPr id="0" name="table3.png"/>
+                    <pic:cNvPicPr/>
+                  </pic:nvPicPr>
+                  <pic:blipFill>
+                    <a:blip r:embed="rId14"/>
+                    <a:stretch>
+                      <a:fillRect/>
+                    </a:stretch>
+                  </pic:blipFill>
+                  <pic:spPr>
+                    <a:xfrm>
+                      <a:off x="0" y="0"/>
+                      <a:ext cx="5277600" cy="1994636"/>
+                    </a:xfrm>
+                    <a:prstGeom prst="rect"/>
+                  </pic:spPr>
+                </pic:pic>
+              </a:graphicData>
+            </a:graphic>
+          </wp:inline>
+        </w:drawing>
+      </w:r>
+    </w:p>
     <w:p>
       <w:pPr>
         <w:pStyle w:val="31"/>
@@ -2605,549 +1725,46 @@
         <w:t>表4 AI赋能小学语文课堂互动质量观察量表</w:t>
       </w:r>
     </w:p>
-    <w:tbl>
-      <w:tblPr>
-        <w:tblW w:w="8312" w:type="dxa"/>
+    <w:p>
+      <w:pPr>
+        <w:spacing w:before="40" w:after="160"/>
         <w:jc w:val="center"/>
-        <w:tblLayout w:type="fixed"/>
-        <w:tblCellMar>
-          <w:top w:w="28" w:type="dxa"/>
-          <w:left w:w="85" w:type="dxa"/>
-          <w:bottom w:w="28" w:type="dxa"/>
-          <w:right w:w="85" w:type="dxa"/>
-        </w:tblCellMar>
-        <w:tblLook w:firstColumn="1" w:firstRow="1" w:lastColumn="0" w:lastRow="0" w:noHBand="0" w:noVBand="1" w:val="04A0"/>
-        <w:tblBorders>
-          <w:top w:val="single" w:sz="6" w:space="0" w:color="595959"/>
-          <w:left w:val="single" w:sz="6" w:space="0" w:color="595959"/>
-          <w:bottom w:val="single" w:sz="6" w:space="0" w:color="595959"/>
-          <w:right w:val="single" w:sz="6" w:space="0" w:color="595959"/>
-          <w:insideH w:val="single" w:sz="6" w:space="0" w:color="595959"/>
-          <w:insideV w:val="single" w:sz="6" w:space="0" w:color="595959"/>
-        </w:tblBorders>
-      </w:tblPr>
-      <w:tblGrid>
-        <w:gridCol w:w="1495"/>
-        <w:gridCol w:w="4486"/>
-        <w:gridCol w:w="1196"/>
-        <w:gridCol w:w="1134"/>
-      </w:tblGrid>
-      <w:tr>
-        <w:trPr>
-          <w:cantSplit/>
-          <w:tblHeader/>
-        </w:trPr>
-        <w:tc>
-          <w:tcPr>
-            <w:tcW w:w="1495" w:type="dxa"/>
-            <w:shd w:val="clear" w:color="auto" w:fill="F2F2F2"/>
-          </w:tcPr>
-          <w:p>
-            <w:pPr>
-              <w:spacing w:line="276" w:lineRule="auto" w:before="10" w:after="10"/>
-              <w:ind w:firstLine="0" w:firstLineChars="0"/>
-            </w:pPr>
-            <w:r/>
-            <w:r>
-              <w:rPr>
-                <w:rFonts w:ascii="Times New Roman" w:hAnsi="Times New Roman" w:eastAsia="宋体"/>
-                <w:b/>
-                <w:sz w:val="21"/>
-              </w:rPr>
-              <w:t>维度</w:t>
-            </w:r>
-          </w:p>
-        </w:tc>
-        <w:tc>
-          <w:tcPr>
-            <w:tcW w:w="4486" w:type="dxa"/>
-            <w:shd w:val="clear" w:color="auto" w:fill="F2F2F2"/>
-          </w:tcPr>
-          <w:p>
-            <w:pPr>
-              <w:spacing w:line="276" w:lineRule="auto" w:before="10" w:after="10"/>
-              <w:ind w:firstLine="0" w:firstLineChars="0"/>
-            </w:pPr>
-            <w:r/>
-            <w:r>
-              <w:rPr>
-                <w:rFonts w:ascii="Times New Roman" w:hAnsi="Times New Roman" w:eastAsia="宋体"/>
-                <w:b/>
-                <w:sz w:val="21"/>
-              </w:rPr>
-              <w:t>观察指标</w:t>
-            </w:r>
-          </w:p>
-        </w:tc>
-        <w:tc>
-          <w:tcPr>
-            <w:tcW w:w="1196" w:type="dxa"/>
-            <w:shd w:val="clear" w:color="auto" w:fill="F2F2F2"/>
-          </w:tcPr>
-          <w:p>
-            <w:pPr>
-              <w:spacing w:line="276" w:lineRule="auto" w:before="10" w:after="10"/>
-              <w:ind w:firstLine="0" w:firstLineChars="0"/>
-            </w:pPr>
-            <w:r/>
-            <w:r>
-              <w:rPr>
-                <w:rFonts w:ascii="Times New Roman" w:hAnsi="Times New Roman" w:eastAsia="宋体"/>
-                <w:b/>
-                <w:sz w:val="21"/>
-              </w:rPr>
-              <w:t>0分</w:t>
-            </w:r>
-          </w:p>
-        </w:tc>
-        <w:tc>
-          <w:tcPr>
-            <w:tcW w:w="1134" w:type="dxa"/>
-            <w:shd w:val="clear" w:color="auto" w:fill="F2F2F2"/>
-          </w:tcPr>
-          <w:p>
-            <w:pPr>
-              <w:spacing w:line="276" w:lineRule="auto" w:before="10" w:after="10"/>
-              <w:ind w:firstLine="0" w:firstLineChars="0"/>
-            </w:pPr>
-            <w:r/>
-            <w:r>
-              <w:rPr>
-                <w:rFonts w:ascii="Times New Roman" w:hAnsi="Times New Roman" w:eastAsia="宋体"/>
-                <w:b/>
-                <w:sz w:val="21"/>
-              </w:rPr>
-              <w:t>1分</w:t>
-            </w:r>
-          </w:p>
-        </w:tc>
-      </w:tr>
-      <w:tr>
-        <w:trPr>
-          <w:cantSplit/>
-        </w:trPr>
-        <w:tc>
-          <w:tcPr>
-            <w:tcW w:w="1495" w:type="dxa"/>
-          </w:tcPr>
-          <w:p>
-            <w:pPr>
-              <w:spacing w:line="276" w:lineRule="auto" w:before="10" w:after="10"/>
-              <w:ind w:firstLine="0" w:firstLineChars="0"/>
-            </w:pPr>
-            <w:r/>
-            <w:r>
-              <w:rPr>
-                <w:rFonts w:ascii="Times New Roman" w:hAnsi="Times New Roman" w:eastAsia="宋体"/>
-                <w:b w:val="0"/>
-                <w:sz w:val="21"/>
-              </w:rPr>
-              <w:t>问题开放度</w:t>
-            </w:r>
-          </w:p>
-        </w:tc>
-        <w:tc>
-          <w:tcPr>
-            <w:tcW w:w="4486" w:type="dxa"/>
-          </w:tcPr>
-          <w:p>
-            <w:pPr>
-              <w:spacing w:line="276" w:lineRule="auto" w:before="10" w:after="10"/>
-              <w:ind w:firstLine="0" w:firstLineChars="0"/>
-            </w:pPr>
-            <w:r/>
-            <w:r>
-              <w:rPr>
-                <w:rFonts w:ascii="Times New Roman" w:hAnsi="Times New Roman" w:eastAsia="宋体"/>
-                <w:b w:val="0"/>
-                <w:sz w:val="21"/>
-              </w:rPr>
-              <w:t>是否存在分析、比较、评价、创造</w:t>
-            </w:r>
-          </w:p>
-        </w:tc>
-        <w:tc>
-          <w:tcPr>
-            <w:tcW w:w="1196" w:type="dxa"/>
-          </w:tcPr>
-          <w:p>
-            <w:pPr>
-              <w:spacing w:line="276" w:lineRule="auto" w:before="10" w:after="10"/>
-              <w:ind w:firstLine="0" w:firstLineChars="0"/>
-            </w:pPr>
-            <w:r/>
-            <w:r>
-              <w:rPr>
-                <w:rFonts w:ascii="Times New Roman" w:hAnsi="Times New Roman" w:eastAsia="宋体"/>
-                <w:b w:val="0"/>
-                <w:sz w:val="21"/>
-              </w:rPr>
-              <w:t>无</w:t>
-            </w:r>
-          </w:p>
-        </w:tc>
-        <w:tc>
-          <w:tcPr>
-            <w:tcW w:w="1134" w:type="dxa"/>
-          </w:tcPr>
-          <w:p>
-            <w:pPr>
-              <w:spacing w:line="276" w:lineRule="auto" w:before="10" w:after="10"/>
-              <w:ind w:firstLine="0" w:firstLineChars="0"/>
-            </w:pPr>
-            <w:r/>
-            <w:r>
-              <w:rPr>
-                <w:rFonts w:ascii="Times New Roman" w:hAnsi="Times New Roman" w:eastAsia="宋体"/>
-                <w:b w:val="0"/>
-                <w:sz w:val="21"/>
-              </w:rPr>
-              <w:t>偶有</w:t>
-            </w:r>
-          </w:p>
-        </w:tc>
-      </w:tr>
-      <w:tr>
-        <w:trPr>
-          <w:cantSplit/>
-        </w:trPr>
-        <w:tc>
-          <w:tcPr>
-            <w:tcW w:w="1495" w:type="dxa"/>
-          </w:tcPr>
-          <w:p>
-            <w:pPr>
-              <w:spacing w:line="276" w:lineRule="auto" w:before="10" w:after="10"/>
-              <w:ind w:firstLine="0" w:firstLineChars="0"/>
-            </w:pPr>
-            <w:r/>
-            <w:r>
-              <w:rPr>
-                <w:rFonts w:ascii="Times New Roman" w:hAnsi="Times New Roman" w:eastAsia="宋体"/>
-                <w:b w:val="0"/>
-                <w:sz w:val="21"/>
-              </w:rPr>
-              <w:t>参与覆盖</w:t>
-            </w:r>
-          </w:p>
-        </w:tc>
-        <w:tc>
-          <w:tcPr>
-            <w:tcW w:w="4486" w:type="dxa"/>
-          </w:tcPr>
-          <w:p>
-            <w:pPr>
-              <w:spacing w:line="276" w:lineRule="auto" w:before="10" w:after="10"/>
-              <w:ind w:firstLine="0" w:firstLineChars="0"/>
-            </w:pPr>
-            <w:r/>
-            <w:r>
-              <w:rPr>
-                <w:rFonts w:ascii="Times New Roman" w:hAnsi="Times New Roman" w:eastAsia="宋体"/>
-                <w:b w:val="0"/>
-                <w:sz w:val="21"/>
-              </w:rPr>
-              <w:t>是否突破少数学生发言</w:t>
-            </w:r>
-          </w:p>
-        </w:tc>
-        <w:tc>
-          <w:tcPr>
-            <w:tcW w:w="1196" w:type="dxa"/>
-          </w:tcPr>
-          <w:p>
-            <w:pPr>
-              <w:spacing w:line="276" w:lineRule="auto" w:before="10" w:after="10"/>
-              <w:ind w:firstLine="0" w:firstLineChars="0"/>
-            </w:pPr>
-            <w:r/>
-            <w:r>
-              <w:rPr>
-                <w:rFonts w:ascii="Times New Roman" w:hAnsi="Times New Roman" w:eastAsia="宋体"/>
-                <w:b w:val="0"/>
-                <w:sz w:val="21"/>
-              </w:rPr>
-              <w:t>严重集中</w:t>
-            </w:r>
-          </w:p>
-        </w:tc>
-        <w:tc>
-          <w:tcPr>
-            <w:tcW w:w="1134" w:type="dxa"/>
-          </w:tcPr>
-          <w:p>
-            <w:pPr>
-              <w:spacing w:line="276" w:lineRule="auto" w:before="10" w:after="10"/>
-              <w:ind w:firstLine="0" w:firstLineChars="0"/>
-            </w:pPr>
-            <w:r/>
-            <w:r>
-              <w:rPr>
-                <w:rFonts w:ascii="Times New Roman" w:hAnsi="Times New Roman" w:eastAsia="宋体"/>
-                <w:b w:val="0"/>
-                <w:sz w:val="21"/>
-              </w:rPr>
-              <w:t>较集中</w:t>
-            </w:r>
-          </w:p>
-        </w:tc>
-      </w:tr>
-      <w:tr>
-        <w:trPr>
-          <w:cantSplit/>
-        </w:trPr>
-        <w:tc>
-          <w:tcPr>
-            <w:tcW w:w="1495" w:type="dxa"/>
-          </w:tcPr>
-          <w:p>
-            <w:pPr>
-              <w:spacing w:line="276" w:lineRule="auto" w:before="10" w:after="10"/>
-              <w:ind w:firstLine="0" w:firstLineChars="0"/>
-            </w:pPr>
-            <w:r/>
-            <w:r>
-              <w:rPr>
-                <w:rFonts w:ascii="Times New Roman" w:hAnsi="Times New Roman" w:eastAsia="宋体"/>
-                <w:b w:val="0"/>
-                <w:sz w:val="21"/>
-              </w:rPr>
-              <w:t>互动层次</w:t>
-            </w:r>
-          </w:p>
-        </w:tc>
-        <w:tc>
-          <w:tcPr>
-            <w:tcW w:w="4486" w:type="dxa"/>
-          </w:tcPr>
-          <w:p>
-            <w:pPr>
-              <w:spacing w:line="276" w:lineRule="auto" w:before="10" w:after="10"/>
-              <w:ind w:firstLine="0" w:firstLineChars="0"/>
-            </w:pPr>
-            <w:r/>
-            <w:r>
-              <w:rPr>
-                <w:rFonts w:ascii="Times New Roman" w:hAnsi="Times New Roman" w:eastAsia="宋体"/>
-                <w:b w:val="0"/>
-                <w:sz w:val="21"/>
-              </w:rPr>
-              <w:t>是否由信息交互进入概念交互</w:t>
-            </w:r>
-          </w:p>
-        </w:tc>
-        <w:tc>
-          <w:tcPr>
-            <w:tcW w:w="1196" w:type="dxa"/>
-          </w:tcPr>
-          <w:p>
-            <w:pPr>
-              <w:spacing w:line="276" w:lineRule="auto" w:before="10" w:after="10"/>
-              <w:ind w:firstLine="0" w:firstLineChars="0"/>
-            </w:pPr>
-            <w:r/>
-            <w:r>
-              <w:rPr>
-                <w:rFonts w:ascii="Times New Roman" w:hAnsi="Times New Roman" w:eastAsia="宋体"/>
-                <w:b w:val="0"/>
-                <w:sz w:val="21"/>
-              </w:rPr>
-              <w:t>操作</w:t>
-            </w:r>
-          </w:p>
-        </w:tc>
-        <w:tc>
-          <w:tcPr>
-            <w:tcW w:w="1134" w:type="dxa"/>
-          </w:tcPr>
-          <w:p>
-            <w:pPr>
-              <w:spacing w:line="276" w:lineRule="auto" w:before="10" w:after="10"/>
-              <w:ind w:firstLine="0" w:firstLineChars="0"/>
-            </w:pPr>
-            <w:r/>
-            <w:r>
-              <w:rPr>
-                <w:rFonts w:ascii="Times New Roman" w:hAnsi="Times New Roman" w:eastAsia="宋体"/>
-                <w:b w:val="0"/>
-                <w:sz w:val="21"/>
-              </w:rPr>
-              <w:t>信息</w:t>
-            </w:r>
-          </w:p>
-        </w:tc>
-      </w:tr>
-      <w:tr>
-        <w:trPr>
-          <w:cantSplit/>
-        </w:trPr>
-        <w:tc>
-          <w:tcPr>
-            <w:tcW w:w="1495" w:type="dxa"/>
-          </w:tcPr>
-          <w:p>
-            <w:pPr>
-              <w:spacing w:line="276" w:lineRule="auto" w:before="10" w:after="10"/>
-              <w:ind w:firstLine="0" w:firstLineChars="0"/>
-            </w:pPr>
-            <w:r/>
-            <w:r>
-              <w:rPr>
-                <w:rFonts w:ascii="Times New Roman" w:hAnsi="Times New Roman" w:eastAsia="宋体"/>
-                <w:b w:val="0"/>
-                <w:sz w:val="21"/>
-              </w:rPr>
-              <w:t>学生主体</w:t>
-            </w:r>
-          </w:p>
-        </w:tc>
-        <w:tc>
-          <w:tcPr>
-            <w:tcW w:w="4486" w:type="dxa"/>
-          </w:tcPr>
-          <w:p>
-            <w:pPr>
-              <w:spacing w:line="276" w:lineRule="auto" w:before="10" w:after="10"/>
-              <w:ind w:firstLine="0" w:firstLineChars="0"/>
-            </w:pPr>
-            <w:r/>
-            <w:r>
-              <w:rPr>
-                <w:rFonts w:ascii="Times New Roman" w:hAnsi="Times New Roman" w:eastAsia="宋体"/>
-                <w:b w:val="0"/>
-                <w:sz w:val="21"/>
-              </w:rPr>
-              <w:t>学生是否主动提出问题</w:t>
-            </w:r>
-          </w:p>
-        </w:tc>
-        <w:tc>
-          <w:tcPr>
-            <w:tcW w:w="1196" w:type="dxa"/>
-          </w:tcPr>
-          <w:p>
-            <w:pPr>
-              <w:spacing w:line="276" w:lineRule="auto" w:before="10" w:after="10"/>
-              <w:ind w:firstLine="0" w:firstLineChars="0"/>
-            </w:pPr>
-            <w:r/>
-            <w:r>
-              <w:rPr>
-                <w:rFonts w:ascii="Times New Roman" w:hAnsi="Times New Roman" w:eastAsia="宋体"/>
-                <w:b w:val="0"/>
-                <w:sz w:val="21"/>
-              </w:rPr>
-              <w:t>无</w:t>
-            </w:r>
-          </w:p>
-        </w:tc>
-        <w:tc>
-          <w:tcPr>
-            <w:tcW w:w="1134" w:type="dxa"/>
-          </w:tcPr>
-          <w:p>
-            <w:pPr>
-              <w:spacing w:line="276" w:lineRule="auto" w:before="10" w:after="10"/>
-              <w:ind w:firstLine="0" w:firstLineChars="0"/>
-            </w:pPr>
-            <w:r/>
-            <w:r>
-              <w:rPr>
-                <w:rFonts w:ascii="Times New Roman" w:hAnsi="Times New Roman" w:eastAsia="宋体"/>
-                <w:b w:val="0"/>
-                <w:sz w:val="21"/>
-              </w:rPr>
-              <w:t>偶有</w:t>
-            </w:r>
-          </w:p>
-        </w:tc>
-      </w:tr>
-      <w:tr>
-        <w:trPr>
-          <w:cantSplit/>
-        </w:trPr>
-        <w:tc>
-          <w:tcPr>
-            <w:tcW w:w="1495" w:type="dxa"/>
-          </w:tcPr>
-          <w:p>
-            <w:pPr>
-              <w:spacing w:line="276" w:lineRule="auto" w:before="10" w:after="10"/>
-              <w:ind w:firstLine="0" w:firstLineChars="0"/>
-            </w:pPr>
-            <w:r/>
-            <w:r>
-              <w:rPr>
-                <w:rFonts w:ascii="Times New Roman" w:hAnsi="Times New Roman" w:eastAsia="宋体"/>
-                <w:b w:val="0"/>
-                <w:sz w:val="21"/>
-              </w:rPr>
-              <w:t>人机边界</w:t>
-            </w:r>
-          </w:p>
-        </w:tc>
-        <w:tc>
-          <w:tcPr>
-            <w:tcW w:w="4486" w:type="dxa"/>
-          </w:tcPr>
-          <w:p>
-            <w:pPr>
-              <w:spacing w:line="276" w:lineRule="auto" w:before="10" w:after="10"/>
-              <w:ind w:firstLine="0" w:firstLineChars="0"/>
-            </w:pPr>
-            <w:r/>
-            <w:r>
-              <w:rPr>
-                <w:rFonts w:ascii="Times New Roman" w:hAnsi="Times New Roman" w:eastAsia="宋体"/>
-                <w:b w:val="0"/>
-                <w:sz w:val="21"/>
-              </w:rPr>
-              <w:t>AI是否替代学生思考</w:t>
-            </w:r>
-          </w:p>
-        </w:tc>
-        <w:tc>
-          <w:tcPr>
-            <w:tcW w:w="1196" w:type="dxa"/>
-          </w:tcPr>
-          <w:p>
-            <w:pPr>
-              <w:spacing w:line="276" w:lineRule="auto" w:before="10" w:after="10"/>
-              <w:ind w:firstLine="0" w:firstLineChars="0"/>
-            </w:pPr>
-            <w:r/>
-            <w:r>
-              <w:rPr>
-                <w:rFonts w:ascii="Times New Roman" w:hAnsi="Times New Roman" w:eastAsia="宋体"/>
-                <w:b w:val="0"/>
-                <w:sz w:val="21"/>
-              </w:rPr>
-              <w:t>明显越位</w:t>
-            </w:r>
-          </w:p>
-        </w:tc>
-        <w:tc>
-          <w:tcPr>
-            <w:tcW w:w="1134" w:type="dxa"/>
-          </w:tcPr>
-          <w:p>
-            <w:pPr>
-              <w:spacing w:line="276" w:lineRule="auto" w:before="10" w:after="10"/>
-              <w:ind w:firstLine="0" w:firstLineChars="0"/>
-            </w:pPr>
-            <w:r/>
-            <w:r>
-              <w:rPr>
-                <w:rFonts w:ascii="Times New Roman" w:hAnsi="Times New Roman" w:eastAsia="宋体"/>
-                <w:b w:val="0"/>
-                <w:sz w:val="21"/>
-              </w:rPr>
-              <w:t>偶有</w:t>
-            </w:r>
-          </w:p>
-        </w:tc>
-      </w:tr>
-    </w:tbl>
+      </w:pPr>
+      <w:r>
+        <w:drawing>
+          <wp:inline xmlns:a="http://schemas.openxmlformats.org/drawingml/2006/main" xmlns:pic="http://schemas.openxmlformats.org/drawingml/2006/picture">
+            <wp:extent cx="5277600" cy="1612684"/>
+            <wp:docPr id="11" name="Picture 11"/>
+            <wp:cNvGraphicFramePr>
+              <a:graphicFrameLocks noChangeAspect="1"/>
+            </wp:cNvGraphicFramePr>
+            <a:graphic>
+              <a:graphicData uri="http://schemas.openxmlformats.org/drawingml/2006/picture">
+                <pic:pic>
+                  <pic:nvPicPr>
+                    <pic:cNvPr id="0" name="table4.png"/>
+                    <pic:cNvPicPr/>
+                  </pic:nvPicPr>
+                  <pic:blipFill>
+                    <a:blip r:embed="rId15"/>
+                    <a:stretch>
+                      <a:fillRect/>
+                    </a:stretch>
+                  </pic:blipFill>
+                  <pic:spPr>
+                    <a:xfrm>
+                      <a:off x="0" y="0"/>
+                      <a:ext cx="5277600" cy="1612684"/>
+                    </a:xfrm>
+                    <a:prstGeom prst="rect"/>
+                  </pic:spPr>
+                </pic:pic>
+              </a:graphicData>
+            </a:graphic>
+          </wp:inline>
+        </w:drawing>
+      </w:r>
+    </w:p>
     <w:p>
       <w:pPr>
         <w:spacing w:line="360" w:lineRule="auto"/>
@@ -3163,673 +1780,49 @@
         <w:t>表5 课型适配矩阵（策略落地总表）</w:t>
       </w:r>
     </w:p>
-    <w:tbl>
-      <w:tblPr>
-        <w:tblW w:w="8312" w:type="dxa"/>
+    <w:p>
+      <w:pPr>
+        <w:spacing w:before="40" w:after="160"/>
         <w:jc w:val="center"/>
-        <w:tblLayout w:type="fixed"/>
-        <w:tblCellMar>
-          <w:top w:w="28" w:type="dxa"/>
-          <w:left w:w="85" w:type="dxa"/>
-          <w:bottom w:w="28" w:type="dxa"/>
-          <w:right w:w="85" w:type="dxa"/>
-        </w:tblCellMar>
-        <w:tblLook w:firstColumn="1" w:firstRow="1" w:lastColumn="0" w:lastRow="0" w:noHBand="0" w:noVBand="1" w:val="04A0"/>
-        <w:tblBorders>
-          <w:top w:val="single" w:sz="6" w:space="0" w:color="595959"/>
-          <w:left w:val="single" w:sz="6" w:space="0" w:color="595959"/>
-          <w:bottom w:val="single" w:sz="6" w:space="0" w:color="595959"/>
-          <w:right w:val="single" w:sz="6" w:space="0" w:color="595959"/>
-          <w:insideH w:val="single" w:sz="6" w:space="0" w:color="595959"/>
-          <w:insideV w:val="single" w:sz="6" w:space="0" w:color="595959"/>
-        </w:tblBorders>
-      </w:tblPr>
-      <w:tblGrid>
-        <w:gridCol w:w="1133"/>
-        <w:gridCol w:w="2208"/>
-        <w:gridCol w:w="1656"/>
-        <w:gridCol w:w="1656"/>
-        <w:gridCol w:w="1656"/>
-      </w:tblGrid>
-      <w:tr>
-        <w:trPr>
-          <w:cantSplit/>
-          <w:tblHeader/>
-        </w:trPr>
-        <w:tc>
-          <w:tcPr>
-            <w:tcW w:w="1133" w:type="dxa"/>
-            <w:shd w:val="clear" w:color="auto" w:fill="F2F2F2"/>
-          </w:tcPr>
-          <w:p>
-            <w:pPr>
-              <w:spacing w:line="276" w:lineRule="auto" w:before="10" w:after="10"/>
-              <w:ind w:firstLine="0" w:firstLineChars="0"/>
-            </w:pPr>
-            <w:r/>
-            <w:r>
-              <w:rPr>
-                <w:rFonts w:ascii="Times New Roman" w:hAnsi="Times New Roman" w:eastAsia="宋体"/>
-                <w:b/>
-                <w:sz w:val="21"/>
-              </w:rPr>
-              <w:t>课型</w:t>
-            </w:r>
-          </w:p>
-        </w:tc>
-        <w:tc>
-          <w:tcPr>
-            <w:tcW w:w="2208" w:type="dxa"/>
-            <w:shd w:val="clear" w:color="auto" w:fill="F2F2F2"/>
-          </w:tcPr>
-          <w:p>
-            <w:pPr>
-              <w:spacing w:line="276" w:lineRule="auto" w:before="10" w:after="10"/>
-              <w:ind w:firstLine="0" w:firstLineChars="0"/>
-            </w:pPr>
-            <w:r/>
-            <w:r>
-              <w:rPr>
-                <w:rFonts w:ascii="Times New Roman" w:hAnsi="Times New Roman" w:eastAsia="宋体"/>
-                <w:b/>
-                <w:sz w:val="21"/>
-              </w:rPr>
-              <w:t>AI宜做</w:t>
-            </w:r>
-          </w:p>
-        </w:tc>
-        <w:tc>
-          <w:tcPr>
-            <w:tcW w:w="1656" w:type="dxa"/>
-            <w:shd w:val="clear" w:color="auto" w:fill="F2F2F2"/>
-          </w:tcPr>
-          <w:p>
-            <w:pPr>
-              <w:spacing w:line="276" w:lineRule="auto" w:before="10" w:after="10"/>
-              <w:ind w:firstLine="0" w:firstLineChars="0"/>
-            </w:pPr>
-            <w:r/>
-            <w:r>
-              <w:rPr>
-                <w:rFonts w:ascii="Times New Roman" w:hAnsi="Times New Roman" w:eastAsia="宋体"/>
-                <w:b/>
-                <w:sz w:val="21"/>
-              </w:rPr>
-              <w:t>AI慎做</w:t>
-            </w:r>
-          </w:p>
-        </w:tc>
-        <w:tc>
-          <w:tcPr>
-            <w:tcW w:w="1656" w:type="dxa"/>
-            <w:shd w:val="clear" w:color="auto" w:fill="F2F2F2"/>
-          </w:tcPr>
-          <w:p>
-            <w:pPr>
-              <w:spacing w:line="276" w:lineRule="auto" w:before="10" w:after="10"/>
-              <w:ind w:firstLine="0" w:firstLineChars="0"/>
-            </w:pPr>
-            <w:r/>
-            <w:r>
-              <w:rPr>
-                <w:rFonts w:ascii="Times New Roman" w:hAnsi="Times New Roman" w:eastAsia="宋体"/>
-                <w:b/>
-                <w:sz w:val="21"/>
-              </w:rPr>
-              <w:t>教师重点</w:t>
-            </w:r>
-          </w:p>
-        </w:tc>
-        <w:tc>
-          <w:tcPr>
-            <w:tcW w:w="1656" w:type="dxa"/>
-            <w:shd w:val="clear" w:color="auto" w:fill="F2F2F2"/>
-          </w:tcPr>
-          <w:p>
-            <w:pPr>
-              <w:spacing w:line="276" w:lineRule="auto" w:before="10" w:after="10"/>
-              <w:ind w:firstLine="0" w:firstLineChars="0"/>
-            </w:pPr>
-            <w:r/>
-            <w:r>
-              <w:rPr>
-                <w:rFonts w:ascii="Times New Roman" w:hAnsi="Times New Roman" w:eastAsia="宋体"/>
-                <w:b/>
-                <w:sz w:val="21"/>
-              </w:rPr>
-              <w:t>学生核心任务</w:t>
-            </w:r>
-          </w:p>
-        </w:tc>
-      </w:tr>
-      <w:tr>
-        <w:trPr>
-          <w:cantSplit/>
-        </w:trPr>
-        <w:tc>
-          <w:tcPr>
-            <w:tcW w:w="1133" w:type="dxa"/>
-          </w:tcPr>
-          <w:p>
-            <w:pPr>
-              <w:spacing w:line="276" w:lineRule="auto" w:before="10" w:after="10"/>
-              <w:ind w:firstLine="0" w:firstLineChars="0"/>
-            </w:pPr>
-            <w:r/>
-            <w:r>
-              <w:rPr>
-                <w:rFonts w:ascii="Times New Roman" w:hAnsi="Times New Roman" w:eastAsia="宋体"/>
-                <w:b w:val="0"/>
-                <w:sz w:val="21"/>
-              </w:rPr>
-              <w:t>识字写字</w:t>
-            </w:r>
-          </w:p>
-        </w:tc>
-        <w:tc>
-          <w:tcPr>
-            <w:tcW w:w="2208" w:type="dxa"/>
-          </w:tcPr>
-          <w:p>
-            <w:pPr>
-              <w:spacing w:line="276" w:lineRule="auto" w:before="10" w:after="10"/>
-              <w:ind w:firstLine="0" w:firstLineChars="0"/>
-            </w:pPr>
-            <w:r/>
-            <w:r>
-              <w:rPr>
-                <w:rFonts w:ascii="Times New Roman" w:hAnsi="Times New Roman" w:eastAsia="宋体"/>
-                <w:b w:val="0"/>
-                <w:sz w:val="21"/>
-              </w:rPr>
-              <w:t>情境生成、字形提示</w:t>
-            </w:r>
-          </w:p>
-        </w:tc>
-        <w:tc>
-          <w:tcPr>
-            <w:tcW w:w="1656" w:type="dxa"/>
-          </w:tcPr>
-          <w:p>
-            <w:pPr>
-              <w:spacing w:line="276" w:lineRule="auto" w:before="10" w:after="10"/>
-              <w:ind w:firstLine="0" w:firstLineChars="0"/>
-            </w:pPr>
-            <w:r/>
-            <w:r>
-              <w:rPr>
-                <w:rFonts w:ascii="Times New Roman" w:hAnsi="Times New Roman" w:eastAsia="宋体"/>
-                <w:b w:val="0"/>
-                <w:sz w:val="21"/>
-              </w:rPr>
-              <w:t>直接替学生识记</w:t>
-            </w:r>
-          </w:p>
-        </w:tc>
-        <w:tc>
-          <w:tcPr>
-            <w:tcW w:w="1656" w:type="dxa"/>
-          </w:tcPr>
-          <w:p>
-            <w:pPr>
-              <w:spacing w:line="276" w:lineRule="auto" w:before="10" w:after="10"/>
-              <w:ind w:firstLine="0" w:firstLineChars="0"/>
-            </w:pPr>
-            <w:r/>
-            <w:r>
-              <w:rPr>
-                <w:rFonts w:ascii="Times New Roman" w:hAnsi="Times New Roman" w:eastAsia="宋体"/>
-                <w:b w:val="0"/>
-                <w:sz w:val="21"/>
-              </w:rPr>
-              <w:t>音形义把关</w:t>
-            </w:r>
-          </w:p>
-        </w:tc>
-        <w:tc>
-          <w:tcPr>
-            <w:tcW w:w="1656" w:type="dxa"/>
-          </w:tcPr>
-          <w:p>
-            <w:pPr>
-              <w:spacing w:line="276" w:lineRule="auto" w:before="10" w:after="10"/>
-              <w:ind w:firstLine="0" w:firstLineChars="0"/>
-            </w:pPr>
-            <w:r/>
-            <w:r>
-              <w:rPr>
-                <w:rFonts w:ascii="Times New Roman" w:hAnsi="Times New Roman" w:eastAsia="宋体"/>
-                <w:b w:val="0"/>
-                <w:sz w:val="21"/>
-              </w:rPr>
-              <w:t>观察、辨析、运用</w:t>
-            </w:r>
-          </w:p>
-        </w:tc>
-      </w:tr>
-      <w:tr>
-        <w:trPr>
-          <w:cantSplit/>
-        </w:trPr>
-        <w:tc>
-          <w:tcPr>
-            <w:tcW w:w="1133" w:type="dxa"/>
-          </w:tcPr>
-          <w:p>
-            <w:pPr>
-              <w:spacing w:line="276" w:lineRule="auto" w:before="10" w:after="10"/>
-              <w:ind w:firstLine="0" w:firstLineChars="0"/>
-            </w:pPr>
-            <w:r/>
-            <w:r>
-              <w:rPr>
-                <w:rFonts w:ascii="Times New Roman" w:hAnsi="Times New Roman" w:eastAsia="宋体"/>
-                <w:b w:val="0"/>
-                <w:sz w:val="21"/>
-              </w:rPr>
-              <w:t>阅读鉴赏</w:t>
-            </w:r>
-          </w:p>
-        </w:tc>
-        <w:tc>
-          <w:tcPr>
-            <w:tcW w:w="2208" w:type="dxa"/>
-          </w:tcPr>
-          <w:p>
-            <w:pPr>
-              <w:spacing w:line="276" w:lineRule="auto" w:before="10" w:after="10"/>
-              <w:ind w:firstLine="0" w:firstLineChars="0"/>
-            </w:pPr>
-            <w:r/>
-            <w:r>
-              <w:rPr>
-                <w:rFonts w:ascii="Times New Roman" w:hAnsi="Times New Roman" w:eastAsia="宋体"/>
-                <w:b w:val="0"/>
-                <w:sz w:val="21"/>
-              </w:rPr>
-              <w:t>问题生成、观点归集</w:t>
-            </w:r>
-          </w:p>
-        </w:tc>
-        <w:tc>
-          <w:tcPr>
-            <w:tcW w:w="1656" w:type="dxa"/>
-          </w:tcPr>
-          <w:p>
-            <w:pPr>
-              <w:spacing w:line="276" w:lineRule="auto" w:before="10" w:after="10"/>
-              <w:ind w:firstLine="0" w:firstLineChars="0"/>
-            </w:pPr>
-            <w:r/>
-            <w:r>
-              <w:rPr>
-                <w:rFonts w:ascii="Times New Roman" w:hAnsi="Times New Roman" w:eastAsia="宋体"/>
-                <w:b w:val="0"/>
-                <w:sz w:val="21"/>
-              </w:rPr>
-              <w:t>直接生成中心思想</w:t>
-            </w:r>
-          </w:p>
-        </w:tc>
-        <w:tc>
-          <w:tcPr>
-            <w:tcW w:w="1656" w:type="dxa"/>
-          </w:tcPr>
-          <w:p>
-            <w:pPr>
-              <w:spacing w:line="276" w:lineRule="auto" w:before="10" w:after="10"/>
-              <w:ind w:firstLine="0" w:firstLineChars="0"/>
-            </w:pPr>
-            <w:r/>
-            <w:r>
-              <w:rPr>
-                <w:rFonts w:ascii="Times New Roman" w:hAnsi="Times New Roman" w:eastAsia="宋体"/>
-                <w:b w:val="0"/>
-                <w:sz w:val="21"/>
-              </w:rPr>
-              <w:t>追问、证据判断</w:t>
-            </w:r>
-          </w:p>
-        </w:tc>
-        <w:tc>
-          <w:tcPr>
-            <w:tcW w:w="1656" w:type="dxa"/>
-          </w:tcPr>
-          <w:p>
-            <w:pPr>
-              <w:spacing w:line="276" w:lineRule="auto" w:before="10" w:after="10"/>
-              <w:ind w:firstLine="0" w:firstLineChars="0"/>
-            </w:pPr>
-            <w:r/>
-            <w:r>
-              <w:rPr>
-                <w:rFonts w:ascii="Times New Roman" w:hAnsi="Times New Roman" w:eastAsia="宋体"/>
-                <w:b w:val="0"/>
-                <w:sz w:val="21"/>
-              </w:rPr>
-              <w:t>批注、质疑、论证</w:t>
-            </w:r>
-          </w:p>
-        </w:tc>
-      </w:tr>
-      <w:tr>
-        <w:trPr>
-          <w:cantSplit/>
-        </w:trPr>
-        <w:tc>
-          <w:tcPr>
-            <w:tcW w:w="1133" w:type="dxa"/>
-          </w:tcPr>
-          <w:p>
-            <w:pPr>
-              <w:spacing w:line="276" w:lineRule="auto" w:before="10" w:after="10"/>
-              <w:ind w:firstLine="0" w:firstLineChars="0"/>
-            </w:pPr>
-            <w:r/>
-            <w:r>
-              <w:rPr>
-                <w:rFonts w:ascii="Times New Roman" w:hAnsi="Times New Roman" w:eastAsia="宋体"/>
-                <w:b w:val="0"/>
-                <w:sz w:val="21"/>
-              </w:rPr>
-              <w:t>口语交际</w:t>
-            </w:r>
-          </w:p>
-        </w:tc>
-        <w:tc>
-          <w:tcPr>
-            <w:tcW w:w="2208" w:type="dxa"/>
-          </w:tcPr>
-          <w:p>
-            <w:pPr>
-              <w:spacing w:line="276" w:lineRule="auto" w:before="10" w:after="10"/>
-              <w:ind w:firstLine="0" w:firstLineChars="0"/>
-            </w:pPr>
-            <w:r/>
-            <w:r>
-              <w:rPr>
-                <w:rFonts w:ascii="Times New Roman" w:hAnsi="Times New Roman" w:eastAsia="宋体"/>
-                <w:b w:val="0"/>
-                <w:sz w:val="21"/>
-              </w:rPr>
-              <w:t>情境模拟、角色陪练</w:t>
-            </w:r>
-          </w:p>
-        </w:tc>
-        <w:tc>
-          <w:tcPr>
-            <w:tcW w:w="1656" w:type="dxa"/>
-          </w:tcPr>
-          <w:p>
-            <w:pPr>
-              <w:spacing w:line="276" w:lineRule="auto" w:before="10" w:after="10"/>
-              <w:ind w:firstLine="0" w:firstLineChars="0"/>
-            </w:pPr>
-            <w:r/>
-            <w:r>
-              <w:rPr>
-                <w:rFonts w:ascii="Times New Roman" w:hAnsi="Times New Roman" w:eastAsia="宋体"/>
-                <w:b w:val="0"/>
-                <w:sz w:val="21"/>
-              </w:rPr>
-              <w:t>替学生完成表达</w:t>
-            </w:r>
-          </w:p>
-        </w:tc>
-        <w:tc>
-          <w:tcPr>
-            <w:tcW w:w="1656" w:type="dxa"/>
-          </w:tcPr>
-          <w:p>
-            <w:pPr>
-              <w:spacing w:line="276" w:lineRule="auto" w:before="10" w:after="10"/>
-              <w:ind w:firstLine="0" w:firstLineChars="0"/>
-            </w:pPr>
-            <w:r/>
-            <w:r>
-              <w:rPr>
-                <w:rFonts w:ascii="Times New Roman" w:hAnsi="Times New Roman" w:eastAsia="宋体"/>
-                <w:b w:val="0"/>
-                <w:sz w:val="21"/>
-              </w:rPr>
-              <w:t>组织真实交流</w:t>
-            </w:r>
-          </w:p>
-        </w:tc>
-        <w:tc>
-          <w:tcPr>
-            <w:tcW w:w="1656" w:type="dxa"/>
-          </w:tcPr>
-          <w:p>
-            <w:pPr>
-              <w:spacing w:line="276" w:lineRule="auto" w:before="10" w:after="10"/>
-              <w:ind w:firstLine="0" w:firstLineChars="0"/>
-            </w:pPr>
-            <w:r/>
-            <w:r>
-              <w:rPr>
-                <w:rFonts w:ascii="Times New Roman" w:hAnsi="Times New Roman" w:eastAsia="宋体"/>
-                <w:b w:val="0"/>
-                <w:sz w:val="21"/>
-              </w:rPr>
-              <w:t>表达、倾听、回应</w:t>
-            </w:r>
-          </w:p>
-        </w:tc>
-      </w:tr>
-      <w:tr>
-        <w:trPr>
-          <w:cantSplit/>
-        </w:trPr>
-        <w:tc>
-          <w:tcPr>
-            <w:tcW w:w="1133" w:type="dxa"/>
-          </w:tcPr>
-          <w:p>
-            <w:pPr>
-              <w:spacing w:line="276" w:lineRule="auto" w:before="10" w:after="10"/>
-              <w:ind w:firstLine="0" w:firstLineChars="0"/>
-            </w:pPr>
-            <w:r/>
-            <w:r>
-              <w:rPr>
-                <w:rFonts w:ascii="Times New Roman" w:hAnsi="Times New Roman" w:eastAsia="宋体"/>
-                <w:b w:val="0"/>
-                <w:sz w:val="21"/>
-              </w:rPr>
-              <w:t>习作</w:t>
-            </w:r>
-          </w:p>
-        </w:tc>
-        <w:tc>
-          <w:tcPr>
-            <w:tcW w:w="2208" w:type="dxa"/>
-          </w:tcPr>
-          <w:p>
-            <w:pPr>
-              <w:spacing w:line="276" w:lineRule="auto" w:before="10" w:after="10"/>
-              <w:ind w:firstLine="0" w:firstLineChars="0"/>
-            </w:pPr>
-            <w:r/>
-            <w:r>
-              <w:rPr>
-                <w:rFonts w:ascii="Times New Roman" w:hAnsi="Times New Roman" w:eastAsia="宋体"/>
-                <w:b w:val="0"/>
-                <w:sz w:val="21"/>
-              </w:rPr>
-              <w:t>观察角度提示、提纲反馈、病句提醒</w:t>
-            </w:r>
-          </w:p>
-        </w:tc>
-        <w:tc>
-          <w:tcPr>
-            <w:tcW w:w="1656" w:type="dxa"/>
-          </w:tcPr>
-          <w:p>
-            <w:pPr>
-              <w:spacing w:line="276" w:lineRule="auto" w:before="10" w:after="10"/>
-              <w:ind w:firstLine="0" w:firstLineChars="0"/>
-            </w:pPr>
-            <w:r/>
-            <w:r>
-              <w:rPr>
-                <w:rFonts w:ascii="Times New Roman" w:hAnsi="Times New Roman" w:eastAsia="宋体"/>
-                <w:b w:val="0"/>
-                <w:sz w:val="21"/>
-              </w:rPr>
-              <w:t>直接生成成文或“标准范文”</w:t>
-            </w:r>
-          </w:p>
-        </w:tc>
-        <w:tc>
-          <w:tcPr>
-            <w:tcW w:w="1656" w:type="dxa"/>
-          </w:tcPr>
-          <w:p>
-            <w:pPr>
-              <w:spacing w:line="276" w:lineRule="auto" w:before="10" w:after="10"/>
-              <w:ind w:firstLine="0" w:firstLineChars="0"/>
-            </w:pPr>
-            <w:r/>
-            <w:r>
-              <w:rPr>
-                <w:rFonts w:ascii="Times New Roman" w:hAnsi="Times New Roman" w:eastAsia="宋体"/>
-                <w:b w:val="0"/>
-                <w:sz w:val="21"/>
-              </w:rPr>
-              <w:t>指导构思、量规互评与修改</w:t>
-            </w:r>
-          </w:p>
-        </w:tc>
-        <w:tc>
-          <w:tcPr>
-            <w:tcW w:w="1656" w:type="dxa"/>
-          </w:tcPr>
-          <w:p>
-            <w:pPr>
-              <w:spacing w:line="276" w:lineRule="auto" w:before="10" w:after="10"/>
-              <w:ind w:firstLine="0" w:firstLineChars="0"/>
-            </w:pPr>
-            <w:r/>
-            <w:r>
-              <w:rPr>
-                <w:rFonts w:ascii="Times New Roman" w:hAnsi="Times New Roman" w:eastAsia="宋体"/>
-                <w:b w:val="0"/>
-                <w:sz w:val="21"/>
-              </w:rPr>
-              <w:t>观察记录、独立表达、修改</w:t>
-            </w:r>
-          </w:p>
-        </w:tc>
-      </w:tr>
-      <w:tr>
-        <w:trPr>
-          <w:cantSplit/>
-        </w:trPr>
-        <w:tc>
-          <w:tcPr>
-            <w:tcW w:w="1133" w:type="dxa"/>
-          </w:tcPr>
-          <w:p>
-            <w:pPr>
-              <w:spacing w:line="276" w:lineRule="auto" w:before="10" w:after="10"/>
-              <w:ind w:firstLine="0" w:firstLineChars="0"/>
-            </w:pPr>
-            <w:r/>
-            <w:r>
-              <w:rPr>
-                <w:rFonts w:ascii="Times New Roman" w:hAnsi="Times New Roman" w:eastAsia="宋体"/>
-                <w:b w:val="0"/>
-                <w:sz w:val="21"/>
-              </w:rPr>
-              <w:t>综合实践</w:t>
-            </w:r>
-          </w:p>
-        </w:tc>
-        <w:tc>
-          <w:tcPr>
-            <w:tcW w:w="2208" w:type="dxa"/>
-          </w:tcPr>
-          <w:p>
-            <w:pPr>
-              <w:spacing w:line="276" w:lineRule="auto" w:before="10" w:after="10"/>
-              <w:ind w:firstLine="0" w:firstLineChars="0"/>
-            </w:pPr>
-            <w:r/>
-            <w:r>
-              <w:rPr>
-                <w:rFonts w:ascii="Times New Roman" w:hAnsi="Times New Roman" w:eastAsia="宋体"/>
-                <w:b w:val="0"/>
-                <w:sz w:val="21"/>
-              </w:rPr>
-              <w:t>资料整理、信息聚类</w:t>
-            </w:r>
-          </w:p>
-        </w:tc>
-        <w:tc>
-          <w:tcPr>
-            <w:tcW w:w="1656" w:type="dxa"/>
-          </w:tcPr>
-          <w:p>
-            <w:pPr>
-              <w:spacing w:line="276" w:lineRule="auto" w:before="10" w:after="10"/>
-              <w:ind w:firstLine="0" w:firstLineChars="0"/>
-            </w:pPr>
-            <w:r/>
-            <w:r>
-              <w:rPr>
-                <w:rFonts w:ascii="Times New Roman" w:hAnsi="Times New Roman" w:eastAsia="宋体"/>
-                <w:b w:val="0"/>
-                <w:sz w:val="21"/>
-              </w:rPr>
-              <w:t>替代真实调查</w:t>
-            </w:r>
-          </w:p>
-        </w:tc>
-        <w:tc>
-          <w:tcPr>
-            <w:tcW w:w="1656" w:type="dxa"/>
-          </w:tcPr>
-          <w:p>
-            <w:pPr>
-              <w:spacing w:line="276" w:lineRule="auto" w:before="10" w:after="10"/>
-              <w:ind w:firstLine="0" w:firstLineChars="0"/>
-            </w:pPr>
-            <w:r/>
-            <w:r>
-              <w:rPr>
-                <w:rFonts w:ascii="Times New Roman" w:hAnsi="Times New Roman" w:eastAsia="宋体"/>
-                <w:b w:val="0"/>
-                <w:sz w:val="21"/>
-              </w:rPr>
-              <w:t>任务设计与价值判断</w:t>
-            </w:r>
-          </w:p>
-        </w:tc>
-        <w:tc>
-          <w:tcPr>
-            <w:tcW w:w="1656" w:type="dxa"/>
-          </w:tcPr>
-          <w:p>
-            <w:pPr>
-              <w:spacing w:line="276" w:lineRule="auto" w:before="10" w:after="10"/>
-              <w:ind w:firstLine="0" w:firstLineChars="0"/>
-            </w:pPr>
-            <w:r/>
-            <w:r>
-              <w:rPr>
-                <w:rFonts w:ascii="Times New Roman" w:hAnsi="Times New Roman" w:eastAsia="宋体"/>
-                <w:b w:val="0"/>
-                <w:sz w:val="21"/>
-              </w:rPr>
-              <w:t>探究、协作、创造</w:t>
-            </w:r>
-          </w:p>
-        </w:tc>
-      </w:tr>
-    </w:tbl>
+      </w:pPr>
+      <w:r>
+        <w:drawing>
+          <wp:inline xmlns:a="http://schemas.openxmlformats.org/drawingml/2006/main" xmlns:pic="http://schemas.openxmlformats.org/drawingml/2006/picture">
+            <wp:extent cx="5277600" cy="2707006"/>
+            <wp:docPr id="12" name="Picture 12"/>
+            <wp:cNvGraphicFramePr>
+              <a:graphicFrameLocks noChangeAspect="1"/>
+            </wp:cNvGraphicFramePr>
+            <a:graphic>
+              <a:graphicData uri="http://schemas.openxmlformats.org/drawingml/2006/picture">
+                <pic:pic>
+                  <pic:nvPicPr>
+                    <pic:cNvPr id="0" name="table5.png"/>
+                    <pic:cNvPicPr/>
+                  </pic:nvPicPr>
+                  <pic:blipFill>
+                    <a:blip r:embed="rId16"/>
+                    <a:stretch>
+                      <a:fillRect/>
+                    </a:stretch>
+                  </pic:blipFill>
+                  <pic:spPr>
+                    <a:xfrm>
+                      <a:off x="0" y="0"/>
+                      <a:ext cx="5277600" cy="2707006"/>
+                    </a:xfrm>
+                    <a:prstGeom prst="rect"/>
+                  </pic:spPr>
+                </pic:pic>
+              </a:graphicData>
+            </a:graphic>
+          </wp:inline>
+        </w:drawing>
+      </w:r>
+    </w:p>
     <w:p>
       <w:pPr>
+        <w:keepNext w:val="1"/>
         <w:spacing w:line="360" w:lineRule="auto"/>
         <w:jc w:val="center"/>
       </w:pPr>
@@ -3857,628 +1850,46 @@
         <w:t>（1）课中多向互动观察简表</w:t>
       </w:r>
     </w:p>
-    <w:tbl>
-      <w:tblPr>
-        <w:tblW w:w="8312" w:type="dxa"/>
+    <w:p>
+      <w:pPr>
+        <w:spacing w:before="40" w:after="160"/>
         <w:jc w:val="center"/>
-        <w:tblLayout w:type="fixed"/>
-        <w:tblCellMar>
-          <w:top w:w="28" w:type="dxa"/>
-          <w:left w:w="85" w:type="dxa"/>
-          <w:bottom w:w="28" w:type="dxa"/>
-          <w:right w:w="85" w:type="dxa"/>
-        </w:tblCellMar>
-        <w:tblLook w:firstColumn="1" w:firstRow="1" w:lastColumn="0" w:lastRow="0" w:noHBand="0" w:noVBand="1" w:val="04A0"/>
-        <w:tblBorders>
-          <w:top w:val="single" w:sz="6" w:space="0" w:color="595959"/>
-          <w:left w:val="single" w:sz="6" w:space="0" w:color="595959"/>
-          <w:bottom w:val="single" w:sz="6" w:space="0" w:color="595959"/>
-          <w:right w:val="single" w:sz="6" w:space="0" w:color="595959"/>
-          <w:insideH w:val="single" w:sz="6" w:space="0" w:color="595959"/>
-          <w:insideV w:val="single" w:sz="6" w:space="0" w:color="595959"/>
-        </w:tblBorders>
-      </w:tblPr>
-      <w:tblGrid>
-        <w:gridCol w:w="1134"/>
-        <w:gridCol w:w="4155"/>
-        <w:gridCol w:w="1888"/>
-        <w:gridCol w:w="1134"/>
-      </w:tblGrid>
-      <w:tr>
-        <w:trPr>
-          <w:cantSplit/>
-          <w:tblHeader/>
-        </w:trPr>
-        <w:tc>
-          <w:tcPr>
-            <w:tcW w:w="1134" w:type="dxa"/>
-            <w:shd w:val="clear" w:color="auto" w:fill="F2F2F2"/>
-          </w:tcPr>
-          <w:p>
-            <w:pPr>
-              <w:spacing w:line="276" w:lineRule="auto" w:before="10" w:after="10"/>
-              <w:ind w:firstLine="0" w:firstLineChars="0"/>
-            </w:pPr>
-            <w:r/>
-            <w:r>
-              <w:rPr>
-                <w:rFonts w:ascii="Times New Roman" w:hAnsi="Times New Roman" w:eastAsia="宋体"/>
-                <w:b/>
-                <w:sz w:val="21"/>
-              </w:rPr>
-              <w:t>观察项目</w:t>
-            </w:r>
-          </w:p>
-        </w:tc>
-        <w:tc>
-          <w:tcPr>
-            <w:tcW w:w="4155" w:type="dxa"/>
-            <w:shd w:val="clear" w:color="auto" w:fill="F2F2F2"/>
-          </w:tcPr>
-          <w:p>
-            <w:pPr>
-              <w:spacing w:line="276" w:lineRule="auto" w:before="10" w:after="10"/>
-              <w:ind w:firstLine="0" w:firstLineChars="0"/>
-            </w:pPr>
-            <w:r/>
-            <w:r>
-              <w:rPr>
-                <w:rFonts w:ascii="Times New Roman" w:hAnsi="Times New Roman" w:eastAsia="宋体"/>
-                <w:b/>
-                <w:sz w:val="21"/>
-              </w:rPr>
-              <w:t>观察要点</w:t>
-            </w:r>
-          </w:p>
-        </w:tc>
-        <w:tc>
-          <w:tcPr>
-            <w:tcW w:w="1888" w:type="dxa"/>
-            <w:shd w:val="clear" w:color="auto" w:fill="F2F2F2"/>
-          </w:tcPr>
-          <w:p>
-            <w:pPr>
-              <w:spacing w:line="276" w:lineRule="auto" w:before="10" w:after="10"/>
-              <w:ind w:firstLine="0" w:firstLineChars="0"/>
-            </w:pPr>
-            <w:r/>
-            <w:r>
-              <w:rPr>
-                <w:rFonts w:ascii="Times New Roman" w:hAnsi="Times New Roman" w:eastAsia="宋体"/>
-                <w:b/>
-                <w:sz w:val="21"/>
-              </w:rPr>
-              <w:t>等级（优/良/待改进）</w:t>
-            </w:r>
-          </w:p>
-        </w:tc>
-        <w:tc>
-          <w:tcPr>
-            <w:tcW w:w="1134" w:type="dxa"/>
-            <w:shd w:val="clear" w:color="auto" w:fill="F2F2F2"/>
-          </w:tcPr>
-          <w:p>
-            <w:pPr>
-              <w:spacing w:line="276" w:lineRule="auto" w:before="10" w:after="10"/>
-              <w:ind w:firstLine="0" w:firstLineChars="0"/>
-            </w:pPr>
-            <w:r/>
-            <w:r>
-              <w:rPr>
-                <w:rFonts w:ascii="Times New Roman" w:hAnsi="Times New Roman" w:eastAsia="宋体"/>
-                <w:b/>
-                <w:sz w:val="21"/>
-              </w:rPr>
-              <w:t>编码摘记</w:t>
-            </w:r>
-          </w:p>
-        </w:tc>
-      </w:tr>
-      <w:tr>
-        <w:trPr>
-          <w:cantSplit/>
-        </w:trPr>
-        <w:tc>
-          <w:tcPr>
-            <w:tcW w:w="1134" w:type="dxa"/>
-          </w:tcPr>
-          <w:p>
-            <w:pPr>
-              <w:spacing w:line="276" w:lineRule="auto" w:before="10" w:after="10"/>
-              <w:ind w:firstLine="0" w:firstLineChars="0"/>
-            </w:pPr>
-            <w:r/>
-            <w:r>
-              <w:rPr>
-                <w:rFonts w:ascii="Times New Roman" w:hAnsi="Times New Roman" w:eastAsia="宋体"/>
-                <w:b w:val="0"/>
-                <w:sz w:val="21"/>
-              </w:rPr>
-              <w:t>问题开放度</w:t>
-            </w:r>
-          </w:p>
-        </w:tc>
-        <w:tc>
-          <w:tcPr>
-            <w:tcW w:w="4155" w:type="dxa"/>
-          </w:tcPr>
-          <w:p>
-            <w:pPr>
-              <w:spacing w:line="276" w:lineRule="auto" w:before="10" w:after="10"/>
-              <w:ind w:firstLine="0" w:firstLineChars="0"/>
-            </w:pPr>
-            <w:r/>
-            <w:r>
-              <w:rPr>
-                <w:rFonts w:ascii="Times New Roman" w:hAnsi="Times New Roman" w:eastAsia="宋体"/>
-                <w:b w:val="0"/>
-                <w:sz w:val="21"/>
-              </w:rPr>
-              <w:t>是否出现需要分析、比较、创造的发散性问题</w:t>
-            </w:r>
-          </w:p>
-        </w:tc>
-        <w:tc>
-          <w:tcPr>
-            <w:tcW w:w="1888" w:type="dxa"/>
-          </w:tcPr>
-          <w:p>
-            <w:pPr>
-              <w:spacing w:line="276" w:lineRule="auto" w:before="10" w:after="10"/>
-              <w:ind w:firstLine="0" w:firstLineChars="0"/>
-            </w:pPr>
-            <w:r/>
-            <w:r>
-              <w:rPr>
-                <w:rFonts w:ascii="Times New Roman" w:hAnsi="Times New Roman" w:eastAsia="宋体"/>
-                <w:b w:val="0"/>
-                <w:sz w:val="21"/>
-              </w:rPr>
-            </w:r>
-          </w:p>
-        </w:tc>
-        <w:tc>
-          <w:tcPr>
-            <w:tcW w:w="1134" w:type="dxa"/>
-          </w:tcPr>
-          <w:p>
-            <w:pPr>
-              <w:spacing w:line="276" w:lineRule="auto" w:before="10" w:after="10"/>
-              <w:ind w:firstLine="0" w:firstLineChars="0"/>
-            </w:pPr>
-            <w:r/>
-            <w:r>
-              <w:rPr>
-                <w:rFonts w:ascii="Times New Roman" w:hAnsi="Times New Roman" w:eastAsia="宋体"/>
-                <w:b w:val="0"/>
-                <w:sz w:val="21"/>
-              </w:rPr>
-              <w:t>T1/T2</w:t>
-            </w:r>
-          </w:p>
-        </w:tc>
-      </w:tr>
-      <w:tr>
-        <w:trPr>
-          <w:cantSplit/>
-        </w:trPr>
-        <w:tc>
-          <w:tcPr>
-            <w:tcW w:w="1134" w:type="dxa"/>
-          </w:tcPr>
-          <w:p>
-            <w:pPr>
-              <w:spacing w:line="276" w:lineRule="auto" w:before="10" w:after="10"/>
-              <w:ind w:firstLine="0" w:firstLineChars="0"/>
-            </w:pPr>
-            <w:r/>
-            <w:r>
-              <w:rPr>
-                <w:rFonts w:ascii="Times New Roman" w:hAnsi="Times New Roman" w:eastAsia="宋体"/>
-                <w:b w:val="0"/>
-                <w:sz w:val="21"/>
-              </w:rPr>
-              <w:t>参与覆盖面</w:t>
-            </w:r>
-          </w:p>
-        </w:tc>
-        <w:tc>
-          <w:tcPr>
-            <w:tcW w:w="4155" w:type="dxa"/>
-          </w:tcPr>
-          <w:p>
-            <w:pPr>
-              <w:spacing w:line="276" w:lineRule="auto" w:before="10" w:after="10"/>
-              <w:ind w:firstLine="0" w:firstLineChars="0"/>
-            </w:pPr>
-            <w:r/>
-            <w:r>
-              <w:rPr>
-                <w:rFonts w:ascii="Times New Roman" w:hAnsi="Times New Roman" w:eastAsia="宋体"/>
-                <w:b w:val="0"/>
-                <w:sz w:val="21"/>
-              </w:rPr>
-              <w:t>发言是否超出少数固定学生；小组是否人人有任务</w:t>
-            </w:r>
-          </w:p>
-        </w:tc>
-        <w:tc>
-          <w:tcPr>
-            <w:tcW w:w="1888" w:type="dxa"/>
-          </w:tcPr>
-          <w:p>
-            <w:pPr>
-              <w:spacing w:line="276" w:lineRule="auto" w:before="10" w:after="10"/>
-              <w:ind w:firstLine="0" w:firstLineChars="0"/>
-            </w:pPr>
-            <w:r/>
-            <w:r>
-              <w:rPr>
-                <w:rFonts w:ascii="Times New Roman" w:hAnsi="Times New Roman" w:eastAsia="宋体"/>
-                <w:b w:val="0"/>
-                <w:sz w:val="21"/>
-              </w:rPr>
-            </w:r>
-          </w:p>
-        </w:tc>
-        <w:tc>
-          <w:tcPr>
-            <w:tcW w:w="1134" w:type="dxa"/>
-          </w:tcPr>
-          <w:p>
-            <w:pPr>
-              <w:spacing w:line="276" w:lineRule="auto" w:before="10" w:after="10"/>
-              <w:ind w:firstLine="0" w:firstLineChars="0"/>
-            </w:pPr>
-            <w:r/>
-            <w:r>
-              <w:rPr>
-                <w:rFonts w:ascii="Times New Roman" w:hAnsi="Times New Roman" w:eastAsia="宋体"/>
-                <w:b w:val="0"/>
-                <w:sz w:val="21"/>
-              </w:rPr>
-              <w:t>S1/S5</w:t>
-            </w:r>
-          </w:p>
-        </w:tc>
-      </w:tr>
-      <w:tr>
-        <w:trPr>
-          <w:cantSplit/>
-        </w:trPr>
-        <w:tc>
-          <w:tcPr>
-            <w:tcW w:w="1134" w:type="dxa"/>
-          </w:tcPr>
-          <w:p>
-            <w:pPr>
-              <w:spacing w:line="276" w:lineRule="auto" w:before="10" w:after="10"/>
-              <w:ind w:firstLine="0" w:firstLineChars="0"/>
-            </w:pPr>
-            <w:r/>
-            <w:r>
-              <w:rPr>
-                <w:rFonts w:ascii="Times New Roman" w:hAnsi="Times New Roman" w:eastAsia="宋体"/>
-                <w:b w:val="0"/>
-                <w:sz w:val="21"/>
-              </w:rPr>
-              <w:t>交互层次</w:t>
-            </w:r>
-          </w:p>
-        </w:tc>
-        <w:tc>
-          <w:tcPr>
-            <w:tcW w:w="4155" w:type="dxa"/>
-          </w:tcPr>
-          <w:p>
-            <w:pPr>
-              <w:spacing w:line="276" w:lineRule="auto" w:before="10" w:after="10"/>
-              <w:ind w:firstLine="0" w:firstLineChars="0"/>
-            </w:pPr>
-            <w:r/>
-            <w:r>
-              <w:rPr>
-                <w:rFonts w:ascii="Times New Roman" w:hAnsi="Times New Roman" w:eastAsia="宋体"/>
-                <w:b w:val="0"/>
-                <w:sz w:val="21"/>
-              </w:rPr>
-              <w:t>是否从操作交互、信息交互进入概念交互</w:t>
-            </w:r>
-          </w:p>
-        </w:tc>
-        <w:tc>
-          <w:tcPr>
-            <w:tcW w:w="1888" w:type="dxa"/>
-          </w:tcPr>
-          <w:p>
-            <w:pPr>
-              <w:spacing w:line="276" w:lineRule="auto" w:before="10" w:after="10"/>
-              <w:ind w:firstLine="0" w:firstLineChars="0"/>
-            </w:pPr>
-            <w:r/>
-            <w:r>
-              <w:rPr>
-                <w:rFonts w:ascii="Times New Roman" w:hAnsi="Times New Roman" w:eastAsia="宋体"/>
-                <w:b w:val="0"/>
-                <w:sz w:val="21"/>
-              </w:rPr>
-            </w:r>
-          </w:p>
-        </w:tc>
-        <w:tc>
-          <w:tcPr>
-            <w:tcW w:w="1134" w:type="dxa"/>
-          </w:tcPr>
-          <w:p>
-            <w:pPr>
-              <w:spacing w:line="276" w:lineRule="auto" w:before="10" w:after="10"/>
-              <w:ind w:firstLine="0" w:firstLineChars="0"/>
-            </w:pPr>
-            <w:r/>
-            <w:r>
-              <w:rPr>
-                <w:rFonts w:ascii="Times New Roman" w:hAnsi="Times New Roman" w:eastAsia="宋体"/>
-                <w:b w:val="0"/>
-                <w:sz w:val="21"/>
-              </w:rPr>
-              <w:t>S4/S6</w:t>
-            </w:r>
-          </w:p>
-        </w:tc>
-      </w:tr>
-      <w:tr>
-        <w:trPr>
-          <w:cantSplit/>
-        </w:trPr>
-        <w:tc>
-          <w:tcPr>
-            <w:tcW w:w="1134" w:type="dxa"/>
-          </w:tcPr>
-          <w:p>
-            <w:pPr>
-              <w:spacing w:line="276" w:lineRule="auto" w:before="10" w:after="10"/>
-              <w:ind w:firstLine="0" w:firstLineChars="0"/>
-            </w:pPr>
-            <w:r/>
-            <w:r>
-              <w:rPr>
-                <w:rFonts w:ascii="Times New Roman" w:hAnsi="Times New Roman" w:eastAsia="宋体"/>
-                <w:b w:val="0"/>
-                <w:sz w:val="21"/>
-              </w:rPr>
-              <w:t>人机边界</w:t>
-            </w:r>
-          </w:p>
-        </w:tc>
-        <w:tc>
-          <w:tcPr>
-            <w:tcW w:w="4155" w:type="dxa"/>
-          </w:tcPr>
-          <w:p>
-            <w:pPr>
-              <w:spacing w:line="276" w:lineRule="auto" w:before="10" w:after="10"/>
-              <w:ind w:firstLine="0" w:firstLineChars="0"/>
-            </w:pPr>
-            <w:r/>
-            <w:r>
-              <w:rPr>
-                <w:rFonts w:ascii="Times New Roman" w:hAnsi="Times New Roman" w:eastAsia="宋体"/>
-                <w:b w:val="0"/>
-                <w:sz w:val="21"/>
-              </w:rPr>
-              <w:t>是否只提供支架；答案是否由学生完成</w:t>
-            </w:r>
-          </w:p>
-        </w:tc>
-        <w:tc>
-          <w:tcPr>
-            <w:tcW w:w="1888" w:type="dxa"/>
-          </w:tcPr>
-          <w:p>
-            <w:pPr>
-              <w:spacing w:line="276" w:lineRule="auto" w:before="10" w:after="10"/>
-              <w:ind w:firstLine="0" w:firstLineChars="0"/>
-            </w:pPr>
-            <w:r/>
-            <w:r>
-              <w:rPr>
-                <w:rFonts w:ascii="Times New Roman" w:hAnsi="Times New Roman" w:eastAsia="宋体"/>
-                <w:b w:val="0"/>
-                <w:sz w:val="21"/>
-              </w:rPr>
-            </w:r>
-          </w:p>
-        </w:tc>
-        <w:tc>
-          <w:tcPr>
-            <w:tcW w:w="1134" w:type="dxa"/>
-          </w:tcPr>
-          <w:p>
-            <w:pPr>
-              <w:spacing w:line="276" w:lineRule="auto" w:before="10" w:after="10"/>
-              <w:ind w:firstLine="0" w:firstLineChars="0"/>
-            </w:pPr>
-            <w:r/>
-            <w:r>
-              <w:rPr>
-                <w:rFonts w:ascii="Times New Roman" w:hAnsi="Times New Roman" w:eastAsia="宋体"/>
-                <w:b w:val="0"/>
-                <w:sz w:val="21"/>
-              </w:rPr>
-              <w:t>AI1—AI5</w:t>
-            </w:r>
-          </w:p>
-        </w:tc>
-      </w:tr>
-      <w:tr>
-        <w:trPr>
-          <w:cantSplit/>
-        </w:trPr>
-        <w:tc>
-          <w:tcPr>
-            <w:tcW w:w="1134" w:type="dxa"/>
-          </w:tcPr>
-          <w:p>
-            <w:pPr>
-              <w:spacing w:line="276" w:lineRule="auto" w:before="10" w:after="10"/>
-              <w:ind w:firstLine="0" w:firstLineChars="0"/>
-            </w:pPr>
-            <w:r/>
-            <w:r>
-              <w:rPr>
-                <w:rFonts w:ascii="Times New Roman" w:hAnsi="Times New Roman" w:eastAsia="宋体"/>
-                <w:b w:val="0"/>
-                <w:sz w:val="21"/>
-              </w:rPr>
-              <w:t>情意回应</w:t>
-            </w:r>
-          </w:p>
-        </w:tc>
-        <w:tc>
-          <w:tcPr>
-            <w:tcW w:w="4155" w:type="dxa"/>
-          </w:tcPr>
-          <w:p>
-            <w:pPr>
-              <w:spacing w:line="276" w:lineRule="auto" w:before="10" w:after="10"/>
-              <w:ind w:firstLine="0" w:firstLineChars="0"/>
-            </w:pPr>
-            <w:r/>
-            <w:r>
-              <w:rPr>
-                <w:rFonts w:ascii="Times New Roman" w:hAnsi="Times New Roman" w:eastAsia="宋体"/>
-                <w:b w:val="0"/>
-                <w:sz w:val="21"/>
-              </w:rPr>
-              <w:t>学生受挫或出错时是否保护自尊并继续对话</w:t>
-            </w:r>
-          </w:p>
-        </w:tc>
-        <w:tc>
-          <w:tcPr>
-            <w:tcW w:w="1888" w:type="dxa"/>
-          </w:tcPr>
-          <w:p>
-            <w:pPr>
-              <w:spacing w:line="276" w:lineRule="auto" w:before="10" w:after="10"/>
-              <w:ind w:firstLine="0" w:firstLineChars="0"/>
-            </w:pPr>
-            <w:r/>
-            <w:r>
-              <w:rPr>
-                <w:rFonts w:ascii="Times New Roman" w:hAnsi="Times New Roman" w:eastAsia="宋体"/>
-                <w:b w:val="0"/>
-                <w:sz w:val="21"/>
-              </w:rPr>
-            </w:r>
-          </w:p>
-        </w:tc>
-        <w:tc>
-          <w:tcPr>
-            <w:tcW w:w="1134" w:type="dxa"/>
-          </w:tcPr>
-          <w:p>
-            <w:pPr>
-              <w:spacing w:line="276" w:lineRule="auto" w:before="10" w:after="10"/>
-              <w:ind w:firstLine="0" w:firstLineChars="0"/>
-            </w:pPr>
-            <w:r/>
-            <w:r>
-              <w:rPr>
-                <w:rFonts w:ascii="Times New Roman" w:hAnsi="Times New Roman" w:eastAsia="宋体"/>
-                <w:b w:val="0"/>
-                <w:sz w:val="21"/>
-              </w:rPr>
-              <w:t>T4</w:t>
-            </w:r>
-          </w:p>
-        </w:tc>
-      </w:tr>
-      <w:tr>
-        <w:trPr>
-          <w:cantSplit/>
-        </w:trPr>
-        <w:tc>
-          <w:tcPr>
-            <w:tcW w:w="1134" w:type="dxa"/>
-          </w:tcPr>
-          <w:p>
-            <w:pPr>
-              <w:spacing w:line="276" w:lineRule="auto" w:before="10" w:after="10"/>
-              <w:ind w:firstLine="0" w:firstLineChars="0"/>
-            </w:pPr>
-            <w:r/>
-            <w:r>
-              <w:rPr>
-                <w:rFonts w:ascii="Times New Roman" w:hAnsi="Times New Roman" w:eastAsia="宋体"/>
-                <w:b w:val="0"/>
-                <w:sz w:val="21"/>
-              </w:rPr>
-              <w:t>倾听与质疑</w:t>
-            </w:r>
-          </w:p>
-        </w:tc>
-        <w:tc>
-          <w:tcPr>
-            <w:tcW w:w="4155" w:type="dxa"/>
-          </w:tcPr>
-          <w:p>
-            <w:pPr>
-              <w:spacing w:line="276" w:lineRule="auto" w:before="10" w:after="10"/>
-              <w:ind w:firstLine="0" w:firstLineChars="0"/>
-            </w:pPr>
-            <w:r/>
-            <w:r>
-              <w:rPr>
-                <w:rFonts w:ascii="Times New Roman" w:hAnsi="Times New Roman" w:eastAsia="宋体"/>
-                <w:b w:val="0"/>
-                <w:sz w:val="21"/>
-              </w:rPr>
-              <w:t>是否出现同伴追问、补充或对生成内容的校验</w:t>
-            </w:r>
-          </w:p>
-        </w:tc>
-        <w:tc>
-          <w:tcPr>
-            <w:tcW w:w="1888" w:type="dxa"/>
-          </w:tcPr>
-          <w:p>
-            <w:pPr>
-              <w:spacing w:line="276" w:lineRule="auto" w:before="10" w:after="10"/>
-              <w:ind w:firstLine="0" w:firstLineChars="0"/>
-            </w:pPr>
-            <w:r/>
-            <w:r>
-              <w:rPr>
-                <w:rFonts w:ascii="Times New Roman" w:hAnsi="Times New Roman" w:eastAsia="宋体"/>
-                <w:b w:val="0"/>
-                <w:sz w:val="21"/>
-              </w:rPr>
-            </w:r>
-          </w:p>
-        </w:tc>
-        <w:tc>
-          <w:tcPr>
-            <w:tcW w:w="1134" w:type="dxa"/>
-          </w:tcPr>
-          <w:p>
-            <w:pPr>
-              <w:spacing w:line="276" w:lineRule="auto" w:before="10" w:after="10"/>
-              <w:ind w:firstLine="0" w:firstLineChars="0"/>
-            </w:pPr>
-            <w:r/>
-            <w:r>
-              <w:rPr>
-                <w:rFonts w:ascii="Times New Roman" w:hAnsi="Times New Roman" w:eastAsia="宋体"/>
-                <w:b w:val="0"/>
-                <w:sz w:val="21"/>
-              </w:rPr>
-              <w:t>S2/S3/S4</w:t>
-            </w:r>
-          </w:p>
-        </w:tc>
-      </w:tr>
-    </w:tbl>
+      </w:pPr>
+      <w:r>
+        <w:drawing>
+          <wp:inline xmlns:a="http://schemas.openxmlformats.org/drawingml/2006/main" xmlns:pic="http://schemas.openxmlformats.org/drawingml/2006/picture">
+            <wp:extent cx="5277600" cy="2982860"/>
+            <wp:docPr id="13" name="Picture 13"/>
+            <wp:cNvGraphicFramePr>
+              <a:graphicFrameLocks noChangeAspect="1"/>
+            </wp:cNvGraphicFramePr>
+            <a:graphic>
+              <a:graphicData uri="http://schemas.openxmlformats.org/drawingml/2006/picture">
+                <pic:pic>
+                  <pic:nvPicPr>
+                    <pic:cNvPr id="0" name="table6.png"/>
+                    <pic:cNvPicPr/>
+                  </pic:nvPicPr>
+                  <pic:blipFill>
+                    <a:blip r:embed="rId17"/>
+                    <a:stretch>
+                      <a:fillRect/>
+                    </a:stretch>
+                  </pic:blipFill>
+                  <pic:spPr>
+                    <a:xfrm>
+                      <a:off x="0" y="0"/>
+                      <a:ext cx="5277600" cy="2982860"/>
+                    </a:xfrm>
+                    <a:prstGeom prst="rect"/>
+                  </pic:spPr>
+                </pic:pic>
+              </a:graphicData>
+            </a:graphic>
+          </wp:inline>
+        </w:drawing>
+      </w:r>
+    </w:p>
     <w:p>
       <w:pPr>
         <w:spacing w:line="360" w:lineRule="auto"/>
@@ -4494,622 +1905,46 @@
         <w:t>（2）课后循证复盘记录表</w:t>
       </w:r>
     </w:p>
-    <w:tbl>
-      <w:tblPr>
-        <w:tblW w:w="8312" w:type="dxa"/>
+    <w:p>
+      <w:pPr>
+        <w:spacing w:before="40" w:after="160"/>
         <w:jc w:val="center"/>
-        <w:tblLayout w:type="fixed"/>
-        <w:tblCellMar>
-          <w:top w:w="28" w:type="dxa"/>
-          <w:left w:w="85" w:type="dxa"/>
-          <w:bottom w:w="28" w:type="dxa"/>
-          <w:right w:w="85" w:type="dxa"/>
-        </w:tblCellMar>
-        <w:tblLook w:firstColumn="1" w:firstRow="1" w:lastColumn="0" w:lastRow="0" w:noHBand="0" w:noVBand="1" w:val="04A0"/>
-        <w:tblBorders>
-          <w:top w:val="single" w:sz="6" w:space="0" w:color="595959"/>
-          <w:left w:val="single" w:sz="6" w:space="0" w:color="595959"/>
-          <w:bottom w:val="single" w:sz="6" w:space="0" w:color="595959"/>
-          <w:right w:val="single" w:sz="6" w:space="0" w:color="595959"/>
-          <w:insideH w:val="single" w:sz="6" w:space="0" w:color="595959"/>
-          <w:insideV w:val="single" w:sz="6" w:space="0" w:color="595959"/>
-        </w:tblBorders>
-      </w:tblPr>
-      <w:tblGrid>
-        <w:gridCol w:w="1134"/>
-        <w:gridCol w:w="4910"/>
-        <w:gridCol w:w="1134"/>
-        <w:gridCol w:w="1134"/>
-      </w:tblGrid>
-      <w:tr>
-        <w:trPr>
-          <w:cantSplit/>
-          <w:tblHeader/>
-        </w:trPr>
-        <w:tc>
-          <w:tcPr>
-            <w:tcW w:w="1134" w:type="dxa"/>
-            <w:shd w:val="clear" w:color="auto" w:fill="F2F2F2"/>
-          </w:tcPr>
-          <w:p>
-            <w:pPr>
-              <w:spacing w:line="276" w:lineRule="auto" w:before="10" w:after="10"/>
-              <w:ind w:firstLine="0" w:firstLineChars="0"/>
-            </w:pPr>
-            <w:r/>
-            <w:r>
-              <w:rPr>
-                <w:rFonts w:ascii="Times New Roman" w:hAnsi="Times New Roman" w:eastAsia="宋体"/>
-                <w:b/>
-                <w:sz w:val="21"/>
-              </w:rPr>
-              <w:t>复盘项目</w:t>
-            </w:r>
-          </w:p>
-        </w:tc>
-        <w:tc>
-          <w:tcPr>
-            <w:tcW w:w="4910" w:type="dxa"/>
-            <w:shd w:val="clear" w:color="auto" w:fill="F2F2F2"/>
-          </w:tcPr>
-          <w:p>
-            <w:pPr>
-              <w:spacing w:line="276" w:lineRule="auto" w:before="10" w:after="10"/>
-              <w:ind w:firstLine="0" w:firstLineChars="0"/>
-            </w:pPr>
-            <w:r/>
-            <w:r>
-              <w:rPr>
-                <w:rFonts w:ascii="Times New Roman" w:hAnsi="Times New Roman" w:eastAsia="宋体"/>
-                <w:b/>
-                <w:sz w:val="21"/>
-              </w:rPr>
-              <w:t>记录要点</w:t>
-            </w:r>
-          </w:p>
-        </w:tc>
-        <w:tc>
-          <w:tcPr>
-            <w:tcW w:w="1134" w:type="dxa"/>
-            <w:shd w:val="clear" w:color="auto" w:fill="F2F2F2"/>
-          </w:tcPr>
-          <w:p>
-            <w:pPr>
-              <w:spacing w:line="276" w:lineRule="auto" w:before="10" w:after="10"/>
-              <w:ind w:firstLine="0" w:firstLineChars="0"/>
-            </w:pPr>
-            <w:r/>
-            <w:r>
-              <w:rPr>
-                <w:rFonts w:ascii="Times New Roman" w:hAnsi="Times New Roman" w:eastAsia="宋体"/>
-                <w:b/>
-                <w:sz w:val="21"/>
-              </w:rPr>
-              <w:t>本轮发现</w:t>
-            </w:r>
-          </w:p>
-        </w:tc>
-        <w:tc>
-          <w:tcPr>
-            <w:tcW w:w="1134" w:type="dxa"/>
-            <w:shd w:val="clear" w:color="auto" w:fill="F2F2F2"/>
-          </w:tcPr>
-          <w:p>
-            <w:pPr>
-              <w:spacing w:line="276" w:lineRule="auto" w:before="10" w:after="10"/>
-              <w:ind w:firstLine="0" w:firstLineChars="0"/>
-            </w:pPr>
-            <w:r/>
-            <w:r>
-              <w:rPr>
-                <w:rFonts w:ascii="Times New Roman" w:hAnsi="Times New Roman" w:eastAsia="宋体"/>
-                <w:b/>
-                <w:sz w:val="21"/>
-              </w:rPr>
-              <w:t>下轮改进</w:t>
-            </w:r>
-          </w:p>
-        </w:tc>
-      </w:tr>
-      <w:tr>
-        <w:trPr>
-          <w:cantSplit/>
-        </w:trPr>
-        <w:tc>
-          <w:tcPr>
-            <w:tcW w:w="1134" w:type="dxa"/>
-          </w:tcPr>
-          <w:p>
-            <w:pPr>
-              <w:spacing w:line="276" w:lineRule="auto" w:before="10" w:after="10"/>
-              <w:ind w:firstLine="0" w:firstLineChars="0"/>
-            </w:pPr>
-            <w:r/>
-            <w:r>
-              <w:rPr>
-                <w:rFonts w:ascii="Times New Roman" w:hAnsi="Times New Roman" w:eastAsia="宋体"/>
-                <w:b w:val="0"/>
-                <w:sz w:val="21"/>
-              </w:rPr>
-              <w:t>目标达成</w:t>
-            </w:r>
-          </w:p>
-        </w:tc>
-        <w:tc>
-          <w:tcPr>
-            <w:tcW w:w="4910" w:type="dxa"/>
-          </w:tcPr>
-          <w:p>
-            <w:pPr>
-              <w:spacing w:line="276" w:lineRule="auto" w:before="10" w:after="10"/>
-              <w:ind w:firstLine="0" w:firstLineChars="0"/>
-            </w:pPr>
-            <w:r/>
-            <w:r>
-              <w:rPr>
-                <w:rFonts w:ascii="Times New Roman" w:hAnsi="Times New Roman" w:eastAsia="宋体"/>
-                <w:b w:val="0"/>
-                <w:sz w:val="21"/>
-              </w:rPr>
-              <w:t>本节课的核心问题是否被多数学生触及</w:t>
-            </w:r>
-          </w:p>
-        </w:tc>
-        <w:tc>
-          <w:tcPr>
-            <w:tcW w:w="1134" w:type="dxa"/>
-          </w:tcPr>
-          <w:p>
-            <w:pPr>
-              <w:spacing w:line="276" w:lineRule="auto" w:before="10" w:after="10"/>
-              <w:ind w:firstLine="0" w:firstLineChars="0"/>
-            </w:pPr>
-            <w:r/>
-            <w:r>
-              <w:rPr>
-                <w:rFonts w:ascii="Times New Roman" w:hAnsi="Times New Roman" w:eastAsia="宋体"/>
-                <w:b w:val="0"/>
-                <w:sz w:val="21"/>
-              </w:rPr>
-            </w:r>
-          </w:p>
-        </w:tc>
-        <w:tc>
-          <w:tcPr>
-            <w:tcW w:w="1134" w:type="dxa"/>
-          </w:tcPr>
-          <w:p>
-            <w:pPr>
-              <w:spacing w:line="276" w:lineRule="auto" w:before="10" w:after="10"/>
-              <w:ind w:firstLine="0" w:firstLineChars="0"/>
-            </w:pPr>
-            <w:r/>
-            <w:r>
-              <w:rPr>
-                <w:rFonts w:ascii="Times New Roman" w:hAnsi="Times New Roman" w:eastAsia="宋体"/>
-                <w:b w:val="0"/>
-                <w:sz w:val="21"/>
-              </w:rPr>
-            </w:r>
-          </w:p>
-        </w:tc>
-      </w:tr>
-      <w:tr>
-        <w:trPr>
-          <w:cantSplit/>
-        </w:trPr>
-        <w:tc>
-          <w:tcPr>
-            <w:tcW w:w="1134" w:type="dxa"/>
-          </w:tcPr>
-          <w:p>
-            <w:pPr>
-              <w:spacing w:line="276" w:lineRule="auto" w:before="10" w:after="10"/>
-              <w:ind w:firstLine="0" w:firstLineChars="0"/>
-            </w:pPr>
-            <w:r/>
-            <w:r>
-              <w:rPr>
-                <w:rFonts w:ascii="Times New Roman" w:hAnsi="Times New Roman" w:eastAsia="宋体"/>
-                <w:b w:val="0"/>
-                <w:sz w:val="21"/>
-              </w:rPr>
-              <w:t>参与结构</w:t>
-            </w:r>
-          </w:p>
-        </w:tc>
-        <w:tc>
-          <w:tcPr>
-            <w:tcW w:w="4910" w:type="dxa"/>
-          </w:tcPr>
-          <w:p>
-            <w:pPr>
-              <w:spacing w:line="276" w:lineRule="auto" w:before="10" w:after="10"/>
-              <w:ind w:firstLine="0" w:firstLineChars="0"/>
-            </w:pPr>
-            <w:r/>
-            <w:r>
-              <w:rPr>
-                <w:rFonts w:ascii="Times New Roman" w:hAnsi="Times New Roman" w:eastAsia="宋体"/>
-                <w:b w:val="0"/>
-                <w:sz w:val="21"/>
-              </w:rPr>
-              <w:t>发言学生的分布，是否存在固定的沉默群体</w:t>
-            </w:r>
-          </w:p>
-        </w:tc>
-        <w:tc>
-          <w:tcPr>
-            <w:tcW w:w="1134" w:type="dxa"/>
-          </w:tcPr>
-          <w:p>
-            <w:pPr>
-              <w:spacing w:line="276" w:lineRule="auto" w:before="10" w:after="10"/>
-              <w:ind w:firstLine="0" w:firstLineChars="0"/>
-            </w:pPr>
-            <w:r/>
-            <w:r>
-              <w:rPr>
-                <w:rFonts w:ascii="Times New Roman" w:hAnsi="Times New Roman" w:eastAsia="宋体"/>
-                <w:b w:val="0"/>
-                <w:sz w:val="21"/>
-              </w:rPr>
-            </w:r>
-          </w:p>
-        </w:tc>
-        <w:tc>
-          <w:tcPr>
-            <w:tcW w:w="1134" w:type="dxa"/>
-          </w:tcPr>
-          <w:p>
-            <w:pPr>
-              <w:spacing w:line="276" w:lineRule="auto" w:before="10" w:after="10"/>
-              <w:ind w:firstLine="0" w:firstLineChars="0"/>
-            </w:pPr>
-            <w:r/>
-            <w:r>
-              <w:rPr>
-                <w:rFonts w:ascii="Times New Roman" w:hAnsi="Times New Roman" w:eastAsia="宋体"/>
-                <w:b w:val="0"/>
-                <w:sz w:val="21"/>
-              </w:rPr>
-            </w:r>
-          </w:p>
-        </w:tc>
-      </w:tr>
-      <w:tr>
-        <w:trPr>
-          <w:cantSplit/>
-        </w:trPr>
-        <w:tc>
-          <w:tcPr>
-            <w:tcW w:w="1134" w:type="dxa"/>
-          </w:tcPr>
-          <w:p>
-            <w:pPr>
-              <w:spacing w:line="276" w:lineRule="auto" w:before="10" w:after="10"/>
-              <w:ind w:firstLine="0" w:firstLineChars="0"/>
-            </w:pPr>
-            <w:r/>
-            <w:r>
-              <w:rPr>
-                <w:rFonts w:ascii="Times New Roman" w:hAnsi="Times New Roman" w:eastAsia="宋体"/>
-                <w:b w:val="0"/>
-                <w:sz w:val="21"/>
-              </w:rPr>
-              <w:t>人机分工</w:t>
-            </w:r>
-          </w:p>
-        </w:tc>
-        <w:tc>
-          <w:tcPr>
-            <w:tcW w:w="4910" w:type="dxa"/>
-          </w:tcPr>
-          <w:p>
-            <w:pPr>
-              <w:spacing w:line="276" w:lineRule="auto" w:before="10" w:after="10"/>
-              <w:ind w:firstLine="0" w:firstLineChars="0"/>
-            </w:pPr>
-            <w:r/>
-            <w:r>
-              <w:rPr>
-                <w:rFonts w:ascii="Times New Roman" w:hAnsi="Times New Roman" w:eastAsia="宋体"/>
-                <w:b w:val="0"/>
-                <w:sz w:val="21"/>
-              </w:rPr>
-              <w:t>哪些环节提供了支架，哪些环节替代了思考</w:t>
-            </w:r>
-          </w:p>
-        </w:tc>
-        <w:tc>
-          <w:tcPr>
-            <w:tcW w:w="1134" w:type="dxa"/>
-          </w:tcPr>
-          <w:p>
-            <w:pPr>
-              <w:spacing w:line="276" w:lineRule="auto" w:before="10" w:after="10"/>
-              <w:ind w:firstLine="0" w:firstLineChars="0"/>
-            </w:pPr>
-            <w:r/>
-            <w:r>
-              <w:rPr>
-                <w:rFonts w:ascii="Times New Roman" w:hAnsi="Times New Roman" w:eastAsia="宋体"/>
-                <w:b w:val="0"/>
-                <w:sz w:val="21"/>
-              </w:rPr>
-            </w:r>
-          </w:p>
-        </w:tc>
-        <w:tc>
-          <w:tcPr>
-            <w:tcW w:w="1134" w:type="dxa"/>
-          </w:tcPr>
-          <w:p>
-            <w:pPr>
-              <w:spacing w:line="276" w:lineRule="auto" w:before="10" w:after="10"/>
-              <w:ind w:firstLine="0" w:firstLineChars="0"/>
-            </w:pPr>
-            <w:r/>
-            <w:r>
-              <w:rPr>
-                <w:rFonts w:ascii="Times New Roman" w:hAnsi="Times New Roman" w:eastAsia="宋体"/>
-                <w:b w:val="0"/>
-                <w:sz w:val="21"/>
-              </w:rPr>
-            </w:r>
-          </w:p>
-        </w:tc>
-      </w:tr>
-      <w:tr>
-        <w:trPr>
-          <w:cantSplit/>
-        </w:trPr>
-        <w:tc>
-          <w:tcPr>
-            <w:tcW w:w="1134" w:type="dxa"/>
-          </w:tcPr>
-          <w:p>
-            <w:pPr>
-              <w:spacing w:line="276" w:lineRule="auto" w:before="10" w:after="10"/>
-              <w:ind w:firstLine="0" w:firstLineChars="0"/>
-            </w:pPr>
-            <w:r/>
-            <w:r>
-              <w:rPr>
-                <w:rFonts w:ascii="Times New Roman" w:hAnsi="Times New Roman" w:eastAsia="宋体"/>
-                <w:b w:val="0"/>
-                <w:sz w:val="21"/>
-              </w:rPr>
-              <w:t>情意回应</w:t>
-            </w:r>
-          </w:p>
-        </w:tc>
-        <w:tc>
-          <w:tcPr>
-            <w:tcW w:w="4910" w:type="dxa"/>
-          </w:tcPr>
-          <w:p>
-            <w:pPr>
-              <w:spacing w:line="276" w:lineRule="auto" w:before="10" w:after="10"/>
-              <w:ind w:firstLine="0" w:firstLineChars="0"/>
-            </w:pPr>
-            <w:r/>
-            <w:r>
-              <w:rPr>
-                <w:rFonts w:ascii="Times New Roman" w:hAnsi="Times New Roman" w:eastAsia="宋体"/>
-                <w:b w:val="0"/>
-                <w:sz w:val="21"/>
-              </w:rPr>
-              <w:t>学生出错、受挫时教师的处理方式与效果</w:t>
-            </w:r>
-          </w:p>
-        </w:tc>
-        <w:tc>
-          <w:tcPr>
-            <w:tcW w:w="1134" w:type="dxa"/>
-          </w:tcPr>
-          <w:p>
-            <w:pPr>
-              <w:spacing w:line="276" w:lineRule="auto" w:before="10" w:after="10"/>
-              <w:ind w:firstLine="0" w:firstLineChars="0"/>
-            </w:pPr>
-            <w:r/>
-            <w:r>
-              <w:rPr>
-                <w:rFonts w:ascii="Times New Roman" w:hAnsi="Times New Roman" w:eastAsia="宋体"/>
-                <w:b w:val="0"/>
-                <w:sz w:val="21"/>
-              </w:rPr>
-            </w:r>
-          </w:p>
-        </w:tc>
-        <w:tc>
-          <w:tcPr>
-            <w:tcW w:w="1134" w:type="dxa"/>
-          </w:tcPr>
-          <w:p>
-            <w:pPr>
-              <w:spacing w:line="276" w:lineRule="auto" w:before="10" w:after="10"/>
-              <w:ind w:firstLine="0" w:firstLineChars="0"/>
-            </w:pPr>
-            <w:r/>
-            <w:r>
-              <w:rPr>
-                <w:rFonts w:ascii="Times New Roman" w:hAnsi="Times New Roman" w:eastAsia="宋体"/>
-                <w:b w:val="0"/>
-                <w:sz w:val="21"/>
-              </w:rPr>
-            </w:r>
-          </w:p>
-        </w:tc>
-      </w:tr>
-      <w:tr>
-        <w:trPr>
-          <w:cantSplit/>
-        </w:trPr>
-        <w:tc>
-          <w:tcPr>
-            <w:tcW w:w="1134" w:type="dxa"/>
-          </w:tcPr>
-          <w:p>
-            <w:pPr>
-              <w:spacing w:line="276" w:lineRule="auto" w:before="10" w:after="10"/>
-              <w:ind w:firstLine="0" w:firstLineChars="0"/>
-            </w:pPr>
-            <w:r/>
-            <w:r>
-              <w:rPr>
-                <w:rFonts w:ascii="Times New Roman" w:hAnsi="Times New Roman" w:eastAsia="宋体"/>
-                <w:b w:val="0"/>
-                <w:sz w:val="21"/>
-              </w:rPr>
-              <w:t>生成处理</w:t>
-            </w:r>
-          </w:p>
-        </w:tc>
-        <w:tc>
-          <w:tcPr>
-            <w:tcW w:w="4910" w:type="dxa"/>
-          </w:tcPr>
-          <w:p>
-            <w:pPr>
-              <w:spacing w:line="276" w:lineRule="auto" w:before="10" w:after="10"/>
-              <w:ind w:firstLine="0" w:firstLineChars="0"/>
-            </w:pPr>
-            <w:r/>
-            <w:r>
-              <w:rPr>
-                <w:rFonts w:ascii="Times New Roman" w:hAnsi="Times New Roman" w:eastAsia="宋体"/>
-                <w:b w:val="0"/>
-                <w:sz w:val="21"/>
-              </w:rPr>
-              <w:t>教案之外的生成是否被接住</w:t>
-            </w:r>
-          </w:p>
-        </w:tc>
-        <w:tc>
-          <w:tcPr>
-            <w:tcW w:w="1134" w:type="dxa"/>
-          </w:tcPr>
-          <w:p>
-            <w:pPr>
-              <w:spacing w:line="276" w:lineRule="auto" w:before="10" w:after="10"/>
-              <w:ind w:firstLine="0" w:firstLineChars="0"/>
-            </w:pPr>
-            <w:r/>
-            <w:r>
-              <w:rPr>
-                <w:rFonts w:ascii="Times New Roman" w:hAnsi="Times New Roman" w:eastAsia="宋体"/>
-                <w:b w:val="0"/>
-                <w:sz w:val="21"/>
-              </w:rPr>
-            </w:r>
-          </w:p>
-        </w:tc>
-        <w:tc>
-          <w:tcPr>
-            <w:tcW w:w="1134" w:type="dxa"/>
-          </w:tcPr>
-          <w:p>
-            <w:pPr>
-              <w:spacing w:line="276" w:lineRule="auto" w:before="10" w:after="10"/>
-              <w:ind w:firstLine="0" w:firstLineChars="0"/>
-            </w:pPr>
-            <w:r/>
-            <w:r>
-              <w:rPr>
-                <w:rFonts w:ascii="Times New Roman" w:hAnsi="Times New Roman" w:eastAsia="宋体"/>
-                <w:b w:val="0"/>
-                <w:sz w:val="21"/>
-              </w:rPr>
-            </w:r>
-          </w:p>
-        </w:tc>
-      </w:tr>
-      <w:tr>
-        <w:trPr>
-          <w:cantSplit/>
-        </w:trPr>
-        <w:tc>
-          <w:tcPr>
-            <w:tcW w:w="1134" w:type="dxa"/>
-          </w:tcPr>
-          <w:p>
-            <w:pPr>
-              <w:spacing w:line="276" w:lineRule="auto" w:before="10" w:after="10"/>
-              <w:ind w:firstLine="0" w:firstLineChars="0"/>
-            </w:pPr>
-            <w:r/>
-            <w:r>
-              <w:rPr>
-                <w:rFonts w:ascii="Times New Roman" w:hAnsi="Times New Roman" w:eastAsia="宋体"/>
-                <w:b w:val="0"/>
-                <w:sz w:val="21"/>
-              </w:rPr>
-              <w:t>证据层级</w:t>
-            </w:r>
-          </w:p>
-        </w:tc>
-        <w:tc>
-          <w:tcPr>
-            <w:tcW w:w="4910" w:type="dxa"/>
-          </w:tcPr>
-          <w:p>
-            <w:pPr>
-              <w:spacing w:line="276" w:lineRule="auto" w:before="10" w:after="10"/>
-              <w:ind w:firstLine="0" w:firstLineChars="0"/>
-            </w:pPr>
-            <w:r/>
-            <w:r>
-              <w:rPr>
-                <w:rFonts w:ascii="Times New Roman" w:hAnsi="Times New Roman" w:eastAsia="宋体"/>
-                <w:b w:val="0"/>
-                <w:sz w:val="21"/>
-              </w:rPr>
-              <w:t>本课主要获得的是行为、过程还是结果证据</w:t>
-            </w:r>
-          </w:p>
-        </w:tc>
-        <w:tc>
-          <w:tcPr>
-            <w:tcW w:w="1134" w:type="dxa"/>
-          </w:tcPr>
-          <w:p>
-            <w:pPr>
-              <w:spacing w:line="276" w:lineRule="auto" w:before="10" w:after="10"/>
-              <w:ind w:firstLine="0" w:firstLineChars="0"/>
-            </w:pPr>
-            <w:r/>
-            <w:r>
-              <w:rPr>
-                <w:rFonts w:ascii="Times New Roman" w:hAnsi="Times New Roman" w:eastAsia="宋体"/>
-                <w:b w:val="0"/>
-                <w:sz w:val="21"/>
-              </w:rPr>
-            </w:r>
-          </w:p>
-        </w:tc>
-        <w:tc>
-          <w:tcPr>
-            <w:tcW w:w="1134" w:type="dxa"/>
-          </w:tcPr>
-          <w:p>
-            <w:pPr>
-              <w:spacing w:line="276" w:lineRule="auto" w:before="10" w:after="10"/>
-              <w:ind w:firstLine="0" w:firstLineChars="0"/>
-            </w:pPr>
-            <w:r/>
-            <w:r>
-              <w:rPr>
-                <w:rFonts w:ascii="Times New Roman" w:hAnsi="Times New Roman" w:eastAsia="宋体"/>
-                <w:b w:val="0"/>
-                <w:sz w:val="21"/>
-              </w:rPr>
-            </w:r>
-          </w:p>
-        </w:tc>
-      </w:tr>
-    </w:tbl>
+      </w:pPr>
+      <w:r>
+        <w:drawing>
+          <wp:inline xmlns:a="http://schemas.openxmlformats.org/drawingml/2006/main" xmlns:pic="http://schemas.openxmlformats.org/drawingml/2006/picture">
+            <wp:extent cx="5277600" cy="1888538"/>
+            <wp:docPr id="14" name="Picture 14"/>
+            <wp:cNvGraphicFramePr>
+              <a:graphicFrameLocks noChangeAspect="1"/>
+            </wp:cNvGraphicFramePr>
+            <a:graphic>
+              <a:graphicData uri="http://schemas.openxmlformats.org/drawingml/2006/picture">
+                <pic:pic>
+                  <pic:nvPicPr>
+                    <pic:cNvPr id="0" name="table7.png"/>
+                    <pic:cNvPicPr/>
+                  </pic:nvPicPr>
+                  <pic:blipFill>
+                    <a:blip r:embed="rId18"/>
+                    <a:stretch>
+                      <a:fillRect/>
+                    </a:stretch>
+                  </pic:blipFill>
+                  <pic:spPr>
+                    <a:xfrm>
+                      <a:off x="0" y="0"/>
+                      <a:ext cx="5277600" cy="1888538"/>
+                    </a:xfrm>
+                    <a:prstGeom prst="rect"/>
+                  </pic:spPr>
+                </pic:pic>
+              </a:graphicData>
+            </a:graphic>
+          </wp:inline>
+        </w:drawing>
+      </w:r>
+    </w:p>
     <w:p>
       <w:pPr>
         <w:pStyle w:val="1"/>
